--- a/TechnicalReportL00172559.docx
+++ b/TechnicalReportL00172559.docx
@@ -18406,21 +18406,28 @@
           <w:rFonts w:ascii="Arial" w:hAnsi="Arial" w:cs="Arial"/>
           <w:lang w:val="en-GB"/>
         </w:rPr>
-        <w:t>This chapter outlines the implementation of the AI-assisted rota management application, linking the development process to the aims and objectives defined earlier in the project. The primary aim was to create a user-friendly system capable of managing staff schedules while reducing manual workload through automation.</w:t>
-      </w:r>
-    </w:p>
-    <w:p>
-      <w:pPr>
+        <w:t xml:space="preserve">This chapter talks about the implementation of the AI-Assisted rota management application. We linked the development process to the aims </w:t>
+      </w:r>
+      <w:r>
         <w:rPr>
           <w:rFonts w:ascii="Arial" w:hAnsi="Arial" w:cs="Arial"/>
           <w:lang w:val="en-GB"/>
         </w:rPr>
-      </w:pPr>
-      <w:r>
+        <w:t>and objectives which were set earlier in the project. The main goal was to make a user-friendly system that is to use and manage staff schedules, while also reducing the work needed by making it automated.</w:t>
+      </w:r>
+    </w:p>
+    <w:p>
+      <w:pPr>
         <w:rPr>
           <w:rFonts w:ascii="Arial" w:hAnsi="Arial" w:cs="Arial"/>
           <w:lang w:val="en-GB"/>
         </w:rPr>
+      </w:pPr>
+      <w:r>
+        <w:rPr>
+          <w:rFonts w:ascii="Arial" w:hAnsi="Arial" w:cs="Arial"/>
+          <w:lang w:val="en-GB"/>
+        </w:rPr>
         <w:t>The implemented system successfully delivers core functionality, including user authentication, rota viewing, time-off request handling, and administrative control over scheduling. These features address the objective of improving accessibility and usability for both staff and administrators.</w:t>
       </w:r>
     </w:p>
@@ -18436,15 +18443,14 @@
           <w:rFonts w:ascii="Arial" w:hAnsi="Arial" w:cs="Arial"/>
           <w:lang w:val="en-GB"/>
         </w:rPr>
-        <w:t xml:space="preserve">Additionally, the project aimed to explore the use of AI in scheduling. While the AI scheduling component has </w:t>
-      </w:r>
-      <w:proofErr w:type="gramStart"/>
+        <w:t>Also</w:t>
+      </w:r>
       <w:r>
         <w:rPr>
           <w:rFonts w:ascii="Arial" w:hAnsi="Arial" w:cs="Arial"/>
           <w:lang w:val="en-GB"/>
         </w:rPr>
-        <w:t xml:space="preserve">been </w:t>
+        <w:t xml:space="preserve">, the project aimed to explore the use of AI in scheduling. While the AI scheduling component has been </w:t>
       </w:r>
       <w:r>
         <w:rPr>
@@ -18458,98 +18464,28 @@
           <w:rFonts w:ascii="Arial" w:hAnsi="Arial" w:cs="Arial"/>
           <w:lang w:val="en-GB"/>
         </w:rPr>
-        <w:t xml:space="preserve"> implemented</w:t>
-      </w:r>
-      <w:proofErr w:type="gramEnd"/>
+        <w:t xml:space="preserve"> implemented through the integration of Google OR-Tools, further refinement is required to fully realise automated rota optimisation. Overall, the system meets </w:t>
+      </w:r>
       <w:r>
         <w:rPr>
           <w:rFonts w:ascii="Arial" w:hAnsi="Arial" w:cs="Arial"/>
           <w:lang w:val="en-GB"/>
         </w:rPr>
-        <w:t xml:space="preserve"> through the integration of Google OR-Tools, further refinement </w:t>
-      </w:r>
-      <w:proofErr w:type="gramStart"/>
+        <w:t>majorit</w:t>
+      </w:r>
       <w:r>
         <w:rPr>
           <w:rFonts w:ascii="Arial" w:hAnsi="Arial" w:cs="Arial"/>
           <w:lang w:val="en-GB"/>
         </w:rPr>
-        <w:t>is required</w:t>
-      </w:r>
-      <w:proofErr w:type="gramEnd"/>
+        <w:t>y</w:t>
+      </w:r>
       <w:r>
         <w:rPr>
           <w:rFonts w:ascii="Arial" w:hAnsi="Arial" w:cs="Arial"/>
           <w:lang w:val="en-GB"/>
         </w:rPr>
-        <w:t xml:space="preserve"> to fully realise automated rota optimisation. Overall, the system meets</w:t>
-      </w:r>
-      <w:r>
-        <w:rPr>
-          <w:rFonts w:ascii="Arial" w:hAnsi="Arial" w:cs="Arial"/>
-          <w:lang w:val="en-GB"/>
-        </w:rPr>
-        <w:t xml:space="preserve"> </w:t>
-      </w:r>
-      <w:proofErr w:type="gramStart"/>
-      <w:r>
-        <w:rPr>
-          <w:rFonts w:ascii="Arial" w:hAnsi="Arial" w:cs="Arial"/>
-          <w:lang w:val="en-GB"/>
-        </w:rPr>
-        <w:t>a</w:t>
-      </w:r>
-      <w:r>
-        <w:rPr>
-          <w:rFonts w:ascii="Arial" w:hAnsi="Arial" w:cs="Arial"/>
-          <w:lang w:val="en-GB"/>
-        </w:rPr>
-        <w:t xml:space="preserve"> </w:t>
-      </w:r>
-      <w:r>
-        <w:rPr>
-          <w:rFonts w:ascii="Arial" w:hAnsi="Arial" w:cs="Arial"/>
-          <w:lang w:val="en-GB"/>
-        </w:rPr>
-        <w:t>majorit</w:t>
-      </w:r>
-      <w:r>
-        <w:rPr>
-          <w:rFonts w:ascii="Arial" w:hAnsi="Arial" w:cs="Arial"/>
-          <w:lang w:val="en-GB"/>
-        </w:rPr>
-        <w:t>y</w:t>
-      </w:r>
-      <w:r>
-        <w:rPr>
-          <w:rFonts w:ascii="Arial" w:hAnsi="Arial" w:cs="Arial"/>
-          <w:lang w:val="en-GB"/>
-        </w:rPr>
-        <w:t xml:space="preserve"> of</w:t>
-      </w:r>
-      <w:proofErr w:type="gramEnd"/>
-      <w:r>
-        <w:rPr>
-          <w:rFonts w:ascii="Arial" w:hAnsi="Arial" w:cs="Arial"/>
-          <w:lang w:val="en-GB"/>
-        </w:rPr>
-        <w:t xml:space="preserve"> the intended objectives, with </w:t>
-      </w:r>
-      <w:proofErr w:type="gramStart"/>
-      <w:r>
-        <w:rPr>
-          <w:rFonts w:ascii="Arial" w:hAnsi="Arial" w:cs="Arial"/>
-          <w:lang w:val="en-GB"/>
-        </w:rPr>
-        <w:t>some</w:t>
-      </w:r>
-      <w:proofErr w:type="gramEnd"/>
-      <w:r>
-        <w:rPr>
-          <w:rFonts w:ascii="Arial" w:hAnsi="Arial" w:cs="Arial"/>
-          <w:lang w:val="en-GB"/>
-        </w:rPr>
-        <w:t xml:space="preserve"> advanced features identified for future development.</w:t>
+        <w:t xml:space="preserve"> of the intended objectives, with some advanced features identified for future development.</w:t>
       </w:r>
     </w:p>
     <w:p>
@@ -18691,23 +18627,22 @@
           <w:rFonts w:ascii="Arial" w:hAnsi="Arial" w:cs="Arial"/>
           <w:lang w:val="en-GB"/>
         </w:rPr>
-        <w:t xml:space="preserve">Shift management </w:t>
-      </w:r>
-      <w:proofErr w:type="gramStart"/>
-      <w:r>
+        <w:t xml:space="preserve">Shift management functionality </w:t>
+      </w:r>
+    </w:p>
+    <w:p>
+      <w:pPr>
         <w:rPr>
           <w:rFonts w:ascii="Arial" w:hAnsi="Arial" w:cs="Arial"/>
           <w:lang w:val="en-GB"/>
         </w:rPr>
-        <w:t>functionality</w:t>
-      </w:r>
-      <w:proofErr w:type="gramEnd"/>
+      </w:pPr>
       <w:r>
         <w:rPr>
           <w:rFonts w:ascii="Arial" w:hAnsi="Arial" w:cs="Arial"/>
           <w:lang w:val="en-GB"/>
         </w:rPr>
-        <w:t xml:space="preserve"> </w:t>
+        <w:t>The frontend communicates with the backend using RESTful API requests (GET, POST, PUT, DELETE) to retrieve and update data dynamically.</w:t>
       </w:r>
     </w:p>
     <w:p>
@@ -18717,69 +18652,38 @@
           <w:lang w:val="en-GB"/>
         </w:rPr>
       </w:pPr>
-      <w:r>
+    </w:p>
+    <w:p>
+      <w:pPr>
+        <w:pStyle w:val="Heading3"/>
         <w:rPr>
           <w:rFonts w:ascii="Arial" w:hAnsi="Arial" w:cs="Arial"/>
           <w:lang w:val="en-GB"/>
         </w:rPr>
-        <w:t>The frontend communicates with the backend using RESTful API requests (GET, POST, PUT, DELETE) to retrieve and update data dynamically.</w:t>
-      </w:r>
-    </w:p>
-    <w:p>
-      <w:pPr>
+      </w:pPr>
+      <w:bookmarkStart w:id="120" w:name="_Toc227847971"/>
+      <w:r>
         <w:rPr>
           <w:rFonts w:ascii="Arial" w:hAnsi="Arial" w:cs="Arial"/>
           <w:lang w:val="en-GB"/>
         </w:rPr>
-      </w:pPr>
-    </w:p>
-    <w:p>
-      <w:pPr>
-        <w:pStyle w:val="Heading3"/>
+        <w:t>Backend (Node.js with Express)</w:t>
+      </w:r>
+      <w:bookmarkEnd w:id="120"/>
+    </w:p>
+    <w:p>
+      <w:pPr>
         <w:rPr>
           <w:rFonts w:ascii="Arial" w:hAnsi="Arial" w:cs="Arial"/>
           <w:lang w:val="en-GB"/>
         </w:rPr>
       </w:pPr>
-      <w:bookmarkStart w:id="120" w:name="_Toc227847971"/>
       <w:r>
         <w:rPr>
           <w:rFonts w:ascii="Arial" w:hAnsi="Arial" w:cs="Arial"/>
           <w:lang w:val="en-GB"/>
         </w:rPr>
-        <w:t>Backend (Node.js with Express)</w:t>
-      </w:r>
-      <w:bookmarkEnd w:id="120"/>
-    </w:p>
-    <w:p>
-      <w:pPr>
-        <w:rPr>
-          <w:rFonts w:ascii="Arial" w:hAnsi="Arial" w:cs="Arial"/>
-          <w:lang w:val="en-GB"/>
-        </w:rPr>
-      </w:pPr>
-      <w:r>
-        <w:rPr>
-          <w:rFonts w:ascii="Arial" w:hAnsi="Arial" w:cs="Arial"/>
-          <w:lang w:val="en-GB"/>
-        </w:rPr>
-        <w:t xml:space="preserve">The backend </w:t>
-      </w:r>
-      <w:proofErr w:type="gramStart"/>
-      <w:r>
-        <w:rPr>
-          <w:rFonts w:ascii="Arial" w:hAnsi="Arial" w:cs="Arial"/>
-          <w:lang w:val="en-GB"/>
-        </w:rPr>
-        <w:t>is implemented</w:t>
-      </w:r>
-      <w:proofErr w:type="gramEnd"/>
-      <w:r>
-        <w:rPr>
-          <w:rFonts w:ascii="Arial" w:hAnsi="Arial" w:cs="Arial"/>
-          <w:lang w:val="en-GB"/>
-        </w:rPr>
-        <w:t xml:space="preserve"> using Node.js and Express. It provides RESTful API endpoints responsible for:</w:t>
+        <w:t>The backend is implemented using Node.js and Express. It provides RESTful API endpoints responsible for:</w:t>
       </w:r>
     </w:p>
     <w:p>
@@ -18871,81 +18775,49 @@
           <w:rFonts w:ascii="Arial" w:hAnsi="Arial" w:cs="Arial"/>
           <w:lang w:val="en-GB"/>
         </w:rPr>
-        <w:t xml:space="preserve">Business logic is </w:t>
-      </w:r>
-      <w:proofErr w:type="gramStart"/>
-      <w:r>
+        <w:t>Business logic is handled within route controllers. The backend processes database query results and converts them into structured JSON format for frontend use.</w:t>
+      </w:r>
+    </w:p>
+    <w:p>
+      <w:pPr>
+        <w:pStyle w:val="Heading3"/>
         <w:rPr>
           <w:rFonts w:ascii="Arial" w:hAnsi="Arial" w:cs="Arial"/>
           <w:lang w:val="en-GB"/>
         </w:rPr>
-        <w:t>handled</w:t>
-      </w:r>
-      <w:proofErr w:type="gramEnd"/>
-      <w:r>
+      </w:pPr>
+    </w:p>
+    <w:p>
+      <w:pPr>
+        <w:pStyle w:val="Heading3"/>
         <w:rPr>
           <w:rFonts w:ascii="Arial" w:hAnsi="Arial" w:cs="Arial"/>
           <w:lang w:val="en-GB"/>
         </w:rPr>
-        <w:t xml:space="preserve"> within route controllers. The backend processes database query results and converts them into structured JSON format for frontend use.</w:t>
-      </w:r>
-    </w:p>
-    <w:p>
-      <w:pPr>
-        <w:pStyle w:val="Heading3"/>
+      </w:pPr>
+      <w:bookmarkStart w:id="121" w:name="_Toc227847972"/>
+      <w:r>
         <w:rPr>
           <w:rFonts w:ascii="Arial" w:hAnsi="Arial" w:cs="Arial"/>
           <w:lang w:val="en-GB"/>
         </w:rPr>
-      </w:pPr>
-    </w:p>
-    <w:p>
-      <w:pPr>
-        <w:pStyle w:val="Heading3"/>
+        <w:t>Database (MySQL)</w:t>
+      </w:r>
+      <w:bookmarkEnd w:id="121"/>
+    </w:p>
+    <w:p>
+      <w:pPr>
         <w:rPr>
           <w:rFonts w:ascii="Arial" w:hAnsi="Arial" w:cs="Arial"/>
           <w:lang w:val="en-GB"/>
         </w:rPr>
       </w:pPr>
-      <w:bookmarkStart w:id="121" w:name="_Toc227847972"/>
       <w:r>
         <w:rPr>
           <w:rFonts w:ascii="Arial" w:hAnsi="Arial" w:cs="Arial"/>
           <w:lang w:val="en-GB"/>
         </w:rPr>
-        <w:t>Database (MySQL)</w:t>
-      </w:r>
-      <w:bookmarkEnd w:id="121"/>
-    </w:p>
-    <w:p>
-      <w:pPr>
-        <w:rPr>
-          <w:rFonts w:ascii="Arial" w:hAnsi="Arial" w:cs="Arial"/>
-          <w:lang w:val="en-GB"/>
-        </w:rPr>
-      </w:pPr>
-      <w:r>
-        <w:rPr>
-          <w:rFonts w:ascii="Arial" w:hAnsi="Arial" w:cs="Arial"/>
-          <w:lang w:val="en-GB"/>
-        </w:rPr>
-        <w:t xml:space="preserve">A relational MySQL database </w:t>
-      </w:r>
-      <w:proofErr w:type="gramStart"/>
-      <w:r>
-        <w:rPr>
-          <w:rFonts w:ascii="Arial" w:hAnsi="Arial" w:cs="Arial"/>
-          <w:lang w:val="en-GB"/>
-        </w:rPr>
-        <w:t>is used</w:t>
-      </w:r>
-      <w:proofErr w:type="gramEnd"/>
-      <w:r>
-        <w:rPr>
-          <w:rFonts w:ascii="Arial" w:hAnsi="Arial" w:cs="Arial"/>
-          <w:lang w:val="en-GB"/>
-        </w:rPr>
-        <w:t xml:space="preserve"> to store:</w:t>
+        <w:t>A relational MySQL database is used to store:</w:t>
       </w:r>
     </w:p>
     <w:p>
@@ -19017,159 +18889,77 @@
           <w:rFonts w:ascii="Arial" w:hAnsi="Arial" w:cs="Arial"/>
           <w:lang w:val="en-GB"/>
         </w:rPr>
-        <w:t xml:space="preserve">Primary keys </w:t>
-      </w:r>
-      <w:proofErr w:type="gramStart"/>
-      <w:r>
+        <w:t>Primary keys are defined for each table, and ENUM fields are used to enforce controlled values. A composite unique constraint prevents duplicate shift assignments.</w:t>
+      </w:r>
+    </w:p>
+    <w:p>
+      <w:pPr>
         <w:rPr>
           <w:rFonts w:ascii="Arial" w:hAnsi="Arial" w:cs="Arial"/>
           <w:lang w:val="en-GB"/>
         </w:rPr>
-        <w:t>are defined</w:t>
-      </w:r>
-      <w:proofErr w:type="gramEnd"/>
+      </w:pPr>
       <w:r>
         <w:rPr>
           <w:rFonts w:ascii="Arial" w:hAnsi="Arial" w:cs="Arial"/>
           <w:lang w:val="en-GB"/>
         </w:rPr>
-        <w:t xml:space="preserve"> for each table, and ENUM fields </w:t>
-      </w:r>
-      <w:proofErr w:type="gramStart"/>
-      <w:r>
+        <w:t>Currently, employee names are used instead of foreign key references. While this works for the prototype, it limits scalability and data integrity. Future improvements will replace this with proper relational links using user IDs.</w:t>
+      </w:r>
+    </w:p>
+    <w:p>
+      <w:pPr>
+        <w:pStyle w:val="Heading3"/>
         <w:rPr>
           <w:rFonts w:ascii="Arial" w:hAnsi="Arial" w:cs="Arial"/>
           <w:lang w:val="en-GB"/>
         </w:rPr>
-        <w:t>are used</w:t>
-      </w:r>
-      <w:proofErr w:type="gramEnd"/>
-      <w:r>
+      </w:pPr>
+    </w:p>
+    <w:p>
+      <w:pPr>
+        <w:pStyle w:val="Heading3"/>
         <w:rPr>
           <w:rFonts w:ascii="Arial" w:hAnsi="Arial" w:cs="Arial"/>
           <w:lang w:val="en-GB"/>
         </w:rPr>
-        <w:t xml:space="preserve"> to enforce controlled values. A composite unique constraint prevents duplicate shift assignments.</w:t>
-      </w:r>
-    </w:p>
-    <w:p>
-      <w:pPr>
+      </w:pPr>
+      <w:r>
         <w:rPr>
           <w:rFonts w:ascii="Arial" w:hAnsi="Arial" w:cs="Arial"/>
           <w:lang w:val="en-GB"/>
         </w:rPr>
-      </w:pPr>
-      <w:r>
+        <w:t>AI Scheduling Module (Python + Google OR-Tools)</w:t>
+      </w:r>
+    </w:p>
+    <w:p>
+      <w:pPr>
         <w:rPr>
           <w:rFonts w:ascii="Arial" w:hAnsi="Arial" w:cs="Arial"/>
           <w:lang w:val="en-GB"/>
         </w:rPr>
-        <w:t xml:space="preserve">Currently, employee names </w:t>
-      </w:r>
-      <w:proofErr w:type="gramStart"/>
+      </w:pPr>
       <w:r>
         <w:rPr>
           <w:rFonts w:ascii="Arial" w:hAnsi="Arial" w:cs="Arial"/>
           <w:lang w:val="en-GB"/>
         </w:rPr>
-        <w:t>are used</w:t>
-      </w:r>
-      <w:proofErr w:type="gramEnd"/>
+        <w:br/>
+        <w:t xml:space="preserve">The AI scheduling component has been partially implemented using Python and Google OR-Tools. It generates optimised rota schedules by applying constraint-based logic. Google OR-Tools is an optimisation library that uses constraint programming techniques to solve complex scheduling and resource allocation problems. In this project, the CP-SAT (Constraint Programming </w:t>
+      </w:r>
       <w:r>
         <w:rPr>
           <w:rFonts w:ascii="Arial" w:hAnsi="Arial" w:cs="Arial"/>
           <w:lang w:val="en-GB"/>
         </w:rPr>
-        <w:t xml:space="preserve"> instead of foreign key references. While this works for the prototype, it limits scalability and data integrity. Future improvements will replace this with proper relational links using user IDs.</w:t>
-      </w:r>
-    </w:p>
-    <w:p>
-      <w:pPr>
-        <w:pStyle w:val="Heading3"/>
+        <w:t>-</w:t>
+      </w:r>
+      <w:r>
         <w:rPr>
           <w:rFonts w:ascii="Arial" w:hAnsi="Arial" w:cs="Arial"/>
           <w:lang w:val="en-GB"/>
         </w:rPr>
-      </w:pPr>
-    </w:p>
-    <w:p>
-      <w:pPr>
-        <w:pStyle w:val="Heading3"/>
-        <w:rPr>
-          <w:rFonts w:ascii="Arial" w:hAnsi="Arial" w:cs="Arial"/>
-          <w:lang w:val="en-GB"/>
-        </w:rPr>
-      </w:pPr>
-      <w:r>
-        <w:rPr>
-          <w:rFonts w:ascii="Arial" w:hAnsi="Arial" w:cs="Arial"/>
-          <w:lang w:val="en-GB"/>
-        </w:rPr>
-        <w:t>AI Scheduling Module (Python + Google OR-Tools)</w:t>
-      </w:r>
-    </w:p>
-    <w:p>
-      <w:pPr>
-        <w:rPr>
-          <w:rFonts w:ascii="Arial" w:hAnsi="Arial" w:cs="Arial"/>
-          <w:lang w:val="en-GB"/>
-        </w:rPr>
-      </w:pPr>
-      <w:r>
-        <w:rPr>
-          <w:rFonts w:ascii="Arial" w:hAnsi="Arial" w:cs="Arial"/>
-          <w:lang w:val="en-GB"/>
-        </w:rPr>
-        <w:br/>
-        <w:t xml:space="preserve">The AI scheduling component has </w:t>
-      </w:r>
-      <w:proofErr w:type="gramStart"/>
-      <w:r>
-        <w:rPr>
-          <w:rFonts w:ascii="Arial" w:hAnsi="Arial" w:cs="Arial"/>
-          <w:lang w:val="en-GB"/>
-        </w:rPr>
-        <w:t>been partially implemented</w:t>
-      </w:r>
-      <w:proofErr w:type="gramEnd"/>
-      <w:r>
-        <w:rPr>
-          <w:rFonts w:ascii="Arial" w:hAnsi="Arial" w:cs="Arial"/>
-          <w:lang w:val="en-GB"/>
-        </w:rPr>
-        <w:t xml:space="preserve"> using Python and Google OR-Tools. It generates optimised rota schedules by applying constraint-based logic. Google OR-Tools is an optimisation library that uses constraint programming techniques to solve complex scheduling and resource allocation problems. In this project, the CP-SAT (Constraint Programming – Satisfiability) solver </w:t>
-      </w:r>
-      <w:proofErr w:type="gramStart"/>
-      <w:r>
-        <w:rPr>
-          <w:rFonts w:ascii="Arial" w:hAnsi="Arial" w:cs="Arial"/>
-          <w:lang w:val="en-GB"/>
-        </w:rPr>
-        <w:t>is used</w:t>
-      </w:r>
-      <w:proofErr w:type="gramEnd"/>
-      <w:r>
-        <w:rPr>
-          <w:rFonts w:ascii="Arial" w:hAnsi="Arial" w:cs="Arial"/>
-          <w:lang w:val="en-GB"/>
-        </w:rPr>
-        <w:t xml:space="preserve"> to evaluate </w:t>
-      </w:r>
-      <w:proofErr w:type="gramStart"/>
-      <w:r>
-        <w:rPr>
-          <w:rFonts w:ascii="Arial" w:hAnsi="Arial" w:cs="Arial"/>
-          <w:lang w:val="en-GB"/>
-        </w:rPr>
-        <w:t>possible shift</w:t>
-      </w:r>
-      <w:proofErr w:type="gramEnd"/>
-      <w:r>
-        <w:rPr>
-          <w:rFonts w:ascii="Arial" w:hAnsi="Arial" w:cs="Arial"/>
-          <w:lang w:val="en-GB"/>
-        </w:rPr>
-        <w:t xml:space="preserve"> assignments and determine a feasible solution that satisfies all defined constraints.</w:t>
+        <w:t xml:space="preserve"> Satisfiability) solver is used to evaluate possible shift assignments and determine a feasible solution that satisfies all defined constraints.</w:t>
       </w:r>
     </w:p>
     <w:p>
@@ -19204,23 +18994,7 @@
           <w:rFonts w:ascii="Arial" w:hAnsi="Arial" w:cs="Arial"/>
           <w:lang w:val="en-GB"/>
         </w:rPr>
-        <w:t xml:space="preserve">Retrieves staff data and approved leave from the </w:t>
-      </w:r>
-      <w:proofErr w:type="gramStart"/>
-      <w:r>
-        <w:rPr>
-          <w:rFonts w:ascii="Arial" w:hAnsi="Arial" w:cs="Arial"/>
-          <w:lang w:val="en-GB"/>
-        </w:rPr>
-        <w:t>database</w:t>
-      </w:r>
-      <w:proofErr w:type="gramEnd"/>
-      <w:r>
-        <w:rPr>
-          <w:rFonts w:ascii="Arial" w:hAnsi="Arial" w:cs="Arial"/>
-          <w:lang w:val="en-GB"/>
-        </w:rPr>
-        <w:t xml:space="preserve"> </w:t>
+        <w:t xml:space="preserve">Retrieves staff data and approved leave from the database </w:t>
       </w:r>
     </w:p>
     <w:p>
@@ -19240,23 +19014,7 @@
           <w:rFonts w:ascii="Arial" w:hAnsi="Arial" w:cs="Arial"/>
           <w:lang w:val="en-GB"/>
         </w:rPr>
-        <w:t xml:space="preserve">Applies constraints such as availability, maximum working hours, and staffing </w:t>
-      </w:r>
-      <w:proofErr w:type="gramStart"/>
-      <w:r>
-        <w:rPr>
-          <w:rFonts w:ascii="Arial" w:hAnsi="Arial" w:cs="Arial"/>
-          <w:lang w:val="en-GB"/>
-        </w:rPr>
-        <w:t>requirements</w:t>
-      </w:r>
-      <w:proofErr w:type="gramEnd"/>
-      <w:r>
-        <w:rPr>
-          <w:rFonts w:ascii="Arial" w:hAnsi="Arial" w:cs="Arial"/>
-          <w:lang w:val="en-GB"/>
-        </w:rPr>
-        <w:t xml:space="preserve"> </w:t>
+        <w:t xml:space="preserve">Applies constraints such as availability, maximum working hours, and staffing requirements </w:t>
       </w:r>
     </w:p>
     <w:p>
@@ -19276,70 +19034,22 @@
           <w:rFonts w:ascii="Arial" w:hAnsi="Arial" w:cs="Arial"/>
           <w:lang w:val="en-GB"/>
         </w:rPr>
-        <w:t xml:space="preserve">Generates a feasible rota using the OR-Tools CP-SAT </w:t>
-      </w:r>
-      <w:proofErr w:type="gramStart"/>
-      <w:r>
+        <w:t xml:space="preserve">Generates a feasible rota using the OR-Tools CP-SAT solver </w:t>
+      </w:r>
+    </w:p>
+    <w:p>
+      <w:pPr>
         <w:rPr>
           <w:rFonts w:ascii="Arial" w:hAnsi="Arial" w:cs="Arial"/>
           <w:lang w:val="en-GB"/>
         </w:rPr>
-        <w:t>solver</w:t>
-      </w:r>
-      <w:proofErr w:type="gramEnd"/>
+      </w:pPr>
       <w:r>
         <w:rPr>
           <w:rFonts w:ascii="Arial" w:hAnsi="Arial" w:cs="Arial"/>
           <w:lang w:val="en-GB"/>
         </w:rPr>
-        <w:t xml:space="preserve"> </w:t>
-      </w:r>
-    </w:p>
-    <w:p>
-      <w:pPr>
-        <w:rPr>
-          <w:rFonts w:ascii="Arial" w:hAnsi="Arial" w:cs="Arial"/>
-          <w:lang w:val="en-GB"/>
-        </w:rPr>
-      </w:pPr>
-      <w:r>
-        <w:rPr>
-          <w:rFonts w:ascii="Arial" w:hAnsi="Arial" w:cs="Arial"/>
-          <w:lang w:val="en-GB"/>
-        </w:rPr>
-        <w:t xml:space="preserve">Within the model, decision variables </w:t>
-      </w:r>
-      <w:proofErr w:type="gramStart"/>
-      <w:r>
-        <w:rPr>
-          <w:rFonts w:ascii="Arial" w:hAnsi="Arial" w:cs="Arial"/>
-          <w:lang w:val="en-GB"/>
-        </w:rPr>
-        <w:t>are used</w:t>
-      </w:r>
-      <w:proofErr w:type="gramEnd"/>
-      <w:r>
-        <w:rPr>
-          <w:rFonts w:ascii="Arial" w:hAnsi="Arial" w:cs="Arial"/>
-          <w:lang w:val="en-GB"/>
-        </w:rPr>
-        <w:t xml:space="preserve"> to represent whether a staff member </w:t>
-      </w:r>
-      <w:proofErr w:type="gramStart"/>
-      <w:r>
-        <w:rPr>
-          <w:rFonts w:ascii="Arial" w:hAnsi="Arial" w:cs="Arial"/>
-          <w:lang w:val="en-GB"/>
-        </w:rPr>
-        <w:t>is assigned</w:t>
-      </w:r>
-      <w:proofErr w:type="gramEnd"/>
-      <w:r>
-        <w:rPr>
-          <w:rFonts w:ascii="Arial" w:hAnsi="Arial" w:cs="Arial"/>
-          <w:lang w:val="en-GB"/>
-        </w:rPr>
-        <w:t xml:space="preserve"> to a particular shift, while constraints ensure valid scheduling conditions such as limiting employees to one shift per day and preventing assignments during approved leave. The solver then evaluates these constraints to produce a valid schedule.</w:t>
+        <w:t>Within the model, decision variables are used to represent whether a staff member is assigned to a particular shift, while constraints ensure valid scheduling conditions such as limiting employees to one shift per day and preventing assignments during approved leave. The solver then evaluates these constraints to produce a valid schedule.</w:t>
       </w:r>
     </w:p>
     <w:p>
@@ -19394,23 +19104,7 @@
           <w:rFonts w:ascii="Arial" w:hAnsi="Arial" w:cs="Arial"/>
           <w:lang w:val="en-GB"/>
         </w:rPr>
-        <w:t xml:space="preserve">The system </w:t>
-      </w:r>
-      <w:proofErr w:type="gramStart"/>
-      <w:r>
-        <w:rPr>
-          <w:rFonts w:ascii="Arial" w:hAnsi="Arial" w:cs="Arial"/>
-          <w:lang w:val="en-GB"/>
-        </w:rPr>
-        <w:t>was developed</w:t>
-      </w:r>
-      <w:proofErr w:type="gramEnd"/>
-      <w:r>
-        <w:rPr>
-          <w:rFonts w:ascii="Arial" w:hAnsi="Arial" w:cs="Arial"/>
-          <w:lang w:val="en-GB"/>
-        </w:rPr>
-        <w:t xml:space="preserve"> using a combination of modern web technologies and optimisation tools, chosen for their suitability in building scalable and maintainable applications.</w:t>
+        <w:t>The system was developed using a combination of modern web technologies and optimisation tools, chosen for their suitability in building scalable and maintainable applications.</w:t>
       </w:r>
     </w:p>
     <w:p>
@@ -19438,23 +19132,7 @@
           <w:rFonts w:ascii="Arial" w:hAnsi="Arial" w:cs="Arial"/>
           <w:lang w:val="en-GB"/>
         </w:rPr>
-        <w:t xml:space="preserve"> </w:t>
-      </w:r>
-      <w:proofErr w:type="gramStart"/>
-      <w:r>
-        <w:rPr>
-          <w:rFonts w:ascii="Arial" w:hAnsi="Arial" w:cs="Arial"/>
-          <w:lang w:val="en-GB"/>
-        </w:rPr>
-        <w:t>was used</w:t>
-      </w:r>
-      <w:proofErr w:type="gramEnd"/>
-      <w:r>
-        <w:rPr>
-          <w:rFonts w:ascii="Arial" w:hAnsi="Arial" w:cs="Arial"/>
-          <w:lang w:val="en-GB"/>
-        </w:rPr>
-        <w:t xml:space="preserve"> for the frontend due to its component-based architecture and ability to create dynamic user interfaces. </w:t>
+        <w:t xml:space="preserve"> was used for the frontend due to its component-based architecture and ability to create dynamic user interfaces. </w:t>
       </w:r>
     </w:p>
     <w:p>
@@ -19482,39 +19160,7 @@
           <w:rFonts w:ascii="Arial" w:hAnsi="Arial" w:cs="Arial"/>
           <w:lang w:val="en-GB"/>
         </w:rPr>
-        <w:t xml:space="preserve"> </w:t>
-      </w:r>
-      <w:proofErr w:type="gramStart"/>
-      <w:r>
-        <w:rPr>
-          <w:rFonts w:ascii="Arial" w:hAnsi="Arial" w:cs="Arial"/>
-          <w:lang w:val="en-GB"/>
-        </w:rPr>
-        <w:t>was used</w:t>
-      </w:r>
-      <w:proofErr w:type="gramEnd"/>
-      <w:r>
-        <w:rPr>
-          <w:rFonts w:ascii="Arial" w:hAnsi="Arial" w:cs="Arial"/>
-          <w:lang w:val="en-GB"/>
-        </w:rPr>
-        <w:t xml:space="preserve"> for the backend to </w:t>
-      </w:r>
-      <w:proofErr w:type="gramStart"/>
-      <w:r>
-        <w:rPr>
-          <w:rFonts w:ascii="Arial" w:hAnsi="Arial" w:cs="Arial"/>
-          <w:lang w:val="en-GB"/>
-        </w:rPr>
-        <w:t>handle</w:t>
-      </w:r>
-      <w:proofErr w:type="gramEnd"/>
-      <w:r>
-        <w:rPr>
-          <w:rFonts w:ascii="Arial" w:hAnsi="Arial" w:cs="Arial"/>
-          <w:lang w:val="en-GB"/>
-        </w:rPr>
-        <w:t xml:space="preserve"> API requests, authentication, and business logic. </w:t>
+        <w:t xml:space="preserve"> was used for the backend to handle API requests, authentication, and business logic. </w:t>
       </w:r>
     </w:p>
     <w:p>
@@ -19542,23 +19188,7 @@
           <w:rFonts w:ascii="Arial" w:hAnsi="Arial" w:cs="Arial"/>
           <w:lang w:val="en-GB"/>
         </w:rPr>
-        <w:t xml:space="preserve"> </w:t>
-      </w:r>
-      <w:proofErr w:type="gramStart"/>
-      <w:r>
-        <w:rPr>
-          <w:rFonts w:ascii="Arial" w:hAnsi="Arial" w:cs="Arial"/>
-          <w:lang w:val="en-GB"/>
-        </w:rPr>
-        <w:t>was selected</w:t>
-      </w:r>
-      <w:proofErr w:type="gramEnd"/>
-      <w:r>
-        <w:rPr>
-          <w:rFonts w:ascii="Arial" w:hAnsi="Arial" w:cs="Arial"/>
-          <w:lang w:val="en-GB"/>
-        </w:rPr>
-        <w:t xml:space="preserve"> as the relational database management system to store user data, rota schedules, and time-off requests. </w:t>
+        <w:t xml:space="preserve"> was selected as the relational database management system to store user data, rota schedules, and time-off requests. </w:t>
       </w:r>
     </w:p>
     <w:p>
@@ -19586,23 +19216,7 @@
           <w:rFonts w:ascii="Arial" w:hAnsi="Arial" w:cs="Arial"/>
           <w:lang w:val="en-GB"/>
         </w:rPr>
-        <w:t xml:space="preserve"> </w:t>
-      </w:r>
-      <w:proofErr w:type="gramStart"/>
-      <w:r>
-        <w:rPr>
-          <w:rFonts w:ascii="Arial" w:hAnsi="Arial" w:cs="Arial"/>
-          <w:lang w:val="en-GB"/>
-        </w:rPr>
-        <w:t>was used</w:t>
-      </w:r>
-      <w:proofErr w:type="gramEnd"/>
-      <w:r>
-        <w:rPr>
-          <w:rFonts w:ascii="Arial" w:hAnsi="Arial" w:cs="Arial"/>
-          <w:lang w:val="en-GB"/>
-        </w:rPr>
-        <w:t xml:space="preserve"> within a Python environment to implement the AI scheduling component. This library provides constraint programming capabilities, allowing the system to generate rotas based on defined rules such as staff availability and approved leave. </w:t>
+        <w:t xml:space="preserve"> was used within a Python environment to implement the AI scheduling component. This library provides constraint programming capabilities, allowing the system to generate rotas based on defined rules such as staff availability and approved leave. </w:t>
       </w:r>
     </w:p>
     <w:p>
@@ -19630,100 +19244,52 @@
           <w:rFonts w:ascii="Arial" w:hAnsi="Arial" w:cs="Arial"/>
           <w:lang w:val="en-GB"/>
         </w:rPr>
-        <w:t xml:space="preserve"> </w:t>
-      </w:r>
-      <w:proofErr w:type="gramStart"/>
-      <w:r>
+        <w:t xml:space="preserve"> was used for version control to manage code changes and track development progress.</w:t>
+      </w:r>
+    </w:p>
+    <w:p>
+      <w:pPr>
+        <w:rPr>
+          <w:rFonts w:ascii="Arial" w:hAnsi="Arial" w:cs="Arial"/>
+        </w:rPr>
+      </w:pPr>
+    </w:p>
+    <w:p>
+      <w:pPr>
+        <w:pStyle w:val="Heading2"/>
+        <w:rPr>
+          <w:rFonts w:ascii="Arial" w:hAnsi="Arial" w:cs="Arial"/>
+        </w:rPr>
+      </w:pPr>
+      <w:bookmarkStart w:id="123" w:name="_Toc227847975"/>
+      <w:r>
+        <w:rPr>
+          <w:rFonts w:ascii="Arial" w:hAnsi="Arial" w:cs="Arial"/>
+        </w:rPr>
+        <w:t>5.4 Development Process</w:t>
+      </w:r>
+      <w:bookmarkEnd w:id="123"/>
+    </w:p>
+    <w:p>
+      <w:pPr>
+        <w:rPr>
+          <w:rFonts w:ascii="Arial" w:hAnsi="Arial" w:cs="Arial"/>
+        </w:rPr>
+      </w:pPr>
+    </w:p>
+    <w:p>
+      <w:pPr>
         <w:rPr>
           <w:rFonts w:ascii="Arial" w:hAnsi="Arial" w:cs="Arial"/>
           <w:lang w:val="en-GB"/>
         </w:rPr>
-        <w:t>was used</w:t>
-      </w:r>
-      <w:proofErr w:type="gramEnd"/>
+      </w:pPr>
       <w:r>
         <w:rPr>
           <w:rFonts w:ascii="Arial" w:hAnsi="Arial" w:cs="Arial"/>
           <w:lang w:val="en-GB"/>
         </w:rPr>
-        <w:t xml:space="preserve"> for version control to manage code changes and track development progress.</w:t>
-      </w:r>
-    </w:p>
-    <w:p>
-      <w:pPr>
-        <w:rPr>
-          <w:rFonts w:ascii="Arial" w:hAnsi="Arial" w:cs="Arial"/>
-        </w:rPr>
-      </w:pPr>
-    </w:p>
-    <w:p>
-      <w:pPr>
-        <w:pStyle w:val="Heading2"/>
-        <w:rPr>
-          <w:rFonts w:ascii="Arial" w:hAnsi="Arial" w:cs="Arial"/>
-        </w:rPr>
-      </w:pPr>
-      <w:bookmarkStart w:id="123" w:name="_Toc227847975"/>
-      <w:r>
-        <w:rPr>
-          <w:rFonts w:ascii="Arial" w:hAnsi="Arial" w:cs="Arial"/>
-        </w:rPr>
-        <w:t>5.4 Development Process</w:t>
-      </w:r>
-      <w:bookmarkEnd w:id="123"/>
-    </w:p>
-    <w:p>
-      <w:pPr>
-        <w:rPr>
-          <w:rFonts w:ascii="Arial" w:hAnsi="Arial" w:cs="Arial"/>
-        </w:rPr>
-      </w:pPr>
-    </w:p>
-    <w:p>
-      <w:pPr>
-        <w:rPr>
-          <w:rFonts w:ascii="Arial" w:hAnsi="Arial" w:cs="Arial"/>
-          <w:lang w:val="en-GB"/>
-        </w:rPr>
-      </w:pPr>
-      <w:r>
-        <w:rPr>
-          <w:rFonts w:ascii="Arial" w:hAnsi="Arial" w:cs="Arial"/>
-          <w:lang w:val="en-GB"/>
-        </w:rPr>
-        <w:t xml:space="preserve">The rota management application </w:t>
-      </w:r>
-      <w:proofErr w:type="gramStart"/>
-      <w:r>
-        <w:rPr>
-          <w:rFonts w:ascii="Arial" w:hAnsi="Arial" w:cs="Arial"/>
-          <w:lang w:val="en-GB"/>
-        </w:rPr>
-        <w:t>was developed</w:t>
-      </w:r>
-      <w:proofErr w:type="gramEnd"/>
-      <w:r>
-        <w:rPr>
-          <w:rFonts w:ascii="Arial" w:hAnsi="Arial" w:cs="Arial"/>
-          <w:lang w:val="en-GB"/>
-        </w:rPr>
-        <w:t xml:space="preserve"> using an iterative and incremental approach. Rather than attempting to build everything at once, core functionality such as user authentication, rota </w:t>
-      </w:r>
-      <w:proofErr w:type="gramStart"/>
-      <w:r>
-        <w:rPr>
-          <w:rFonts w:ascii="Arial" w:hAnsi="Arial" w:cs="Arial"/>
-          <w:lang w:val="en-GB"/>
-        </w:rPr>
-        <w:t>creation</w:t>
-      </w:r>
-      <w:proofErr w:type="gramEnd"/>
-      <w:r>
-        <w:rPr>
-          <w:rFonts w:ascii="Arial" w:hAnsi="Arial" w:cs="Arial"/>
-          <w:lang w:val="en-GB"/>
-        </w:rPr>
-        <w:t xml:space="preserve"> and display, and </w:t>
+        <w:t xml:space="preserve">The rota management application was developed using an iterative and incremental approach. Rather than attempting to build everything at once, core functionality such as user authentication, rota creation and display, and </w:t>
       </w:r>
       <w:sdt>
         <w:sdtPr>
@@ -19802,56 +19368,88 @@
           <w:rFonts w:ascii="Arial" w:hAnsi="Arial" w:cs="Arial"/>
           <w:lang w:val="en-GB"/>
         </w:rPr>
-        <w:t xml:space="preserve">Each feature </w:t>
-      </w:r>
-      <w:proofErr w:type="gramStart"/>
-      <w:r>
+        <w:t>Each feature was developed individually, tested, and refined before progressing further. This allowed issues to be identified early and reduced the risk of larger structural problems later in development.</w:t>
+      </w:r>
+    </w:p>
+    <w:p>
+      <w:pPr>
         <w:rPr>
           <w:rFonts w:ascii="Arial" w:hAnsi="Arial" w:cs="Arial"/>
           <w:lang w:val="en-GB"/>
         </w:rPr>
-        <w:t>was developed</w:t>
-      </w:r>
-      <w:proofErr w:type="gramEnd"/>
+      </w:pPr>
       <w:r>
         <w:rPr>
           <w:rFonts w:ascii="Arial" w:hAnsi="Arial" w:cs="Arial"/>
           <w:lang w:val="en-GB"/>
         </w:rPr>
-        <w:t xml:space="preserve"> individually, </w:t>
-      </w:r>
-      <w:proofErr w:type="gramStart"/>
-      <w:r>
+        <w:t>Version control was managed using GitHub. Although the original intention was to use separate branches for each feature, development was primarily carried out on the main branch. Regular commits were made throughout the process to track progress and maintain a clear history of changes. Commit messages were written logically to reflect feature additions, improvements, and fixes, ensuring traceability across the development lifecycle.</w:t>
+      </w:r>
+    </w:p>
+    <w:p>
+      <w:pPr>
+        <w:pStyle w:val="Heading2"/>
+        <w:rPr>
+          <w:rFonts w:ascii="Arial" w:hAnsi="Arial" w:cs="Arial"/>
+        </w:rPr>
+      </w:pPr>
+      <w:r>
+        <w:rPr>
+          <w:rFonts w:ascii="Arial" w:hAnsi="Arial" w:cs="Arial"/>
+          <w:b w:val="0"/>
+          <w:bCs w:val="0"/>
+          <w:sz w:val="22"/>
+          <w:szCs w:val="22"/>
+        </w:rPr>
+        <w:t xml:space="preserve">While the iterative approach was effective, greater use of branching in version control would have improved code management and reduced potential integration issues. During development, some challenges were encountered, including initial configuration issues with the MySQL database and difficulties in generating valid schedules due to insufficient test data for the AI constraints. These issues were resolved through configuration adjustments </w:t>
+      </w:r>
+      <w:r>
+        <w:rPr>
+          <w:rFonts w:ascii="Arial" w:hAnsi="Arial" w:cs="Arial"/>
+          <w:b w:val="0"/>
+          <w:bCs w:val="0"/>
+          <w:sz w:val="22"/>
+          <w:szCs w:val="22"/>
+        </w:rPr>
+        <w:lastRenderedPageBreak/>
+        <w:t>and by expanding the dataset, highlighting the importance of proper setup and realistic data when developing and testing scheduling systems.</w:t>
+      </w:r>
+    </w:p>
+    <w:p>
+      <w:pPr>
+        <w:pStyle w:val="Heading2"/>
         <w:rPr>
           <w:rFonts w:ascii="Arial" w:hAnsi="Arial" w:cs="Arial"/>
           <w:lang w:val="en-GB"/>
         </w:rPr>
-        <w:t>tested</w:t>
-      </w:r>
-      <w:proofErr w:type="gramEnd"/>
+      </w:pPr>
+      <w:bookmarkStart w:id="124" w:name="_Toc227847976"/>
       <w:r>
         <w:rPr>
           <w:rFonts w:ascii="Arial" w:hAnsi="Arial" w:cs="Arial"/>
           <w:lang w:val="en-GB"/>
         </w:rPr>
-        <w:t xml:space="preserve">, and refined before progressing further. This allowed issues to </w:t>
-      </w:r>
-      <w:proofErr w:type="gramStart"/>
-      <w:r>
+        <w:t>5.5 Implementation Areas</w:t>
+      </w:r>
+      <w:bookmarkEnd w:id="124"/>
+    </w:p>
+    <w:p>
+      <w:pPr>
+        <w:pStyle w:val="Heading3"/>
         <w:rPr>
           <w:rFonts w:ascii="Arial" w:hAnsi="Arial" w:cs="Arial"/>
           <w:lang w:val="en-GB"/>
         </w:rPr>
-        <w:t>be identified</w:t>
-      </w:r>
-      <w:proofErr w:type="gramEnd"/>
+      </w:pPr>
+      <w:bookmarkStart w:id="125" w:name="_Toc227847977"/>
       <w:r>
         <w:rPr>
           <w:rFonts w:ascii="Arial" w:hAnsi="Arial" w:cs="Arial"/>
           <w:lang w:val="en-GB"/>
         </w:rPr>
-        <w:t xml:space="preserve"> early and reduced the risk of larger structural problems later in development.</w:t>
-      </w:r>
+        <w:t>5.5.1 User Authentication</w:t>
+      </w:r>
+      <w:bookmarkEnd w:id="125"/>
     </w:p>
     <w:p>
       <w:pPr>
@@ -19865,193 +19463,23 @@
           <w:rFonts w:ascii="Arial" w:hAnsi="Arial" w:cs="Arial"/>
           <w:lang w:val="en-GB"/>
         </w:rPr>
-        <w:t xml:space="preserve">Version control </w:t>
-      </w:r>
-      <w:proofErr w:type="gramStart"/>
+        <w:t xml:space="preserve">A login system has been implemented using </w:t>
+      </w:r>
+      <w:proofErr w:type="spellStart"/>
       <w:r>
         <w:rPr>
           <w:rFonts w:ascii="Arial" w:hAnsi="Arial" w:cs="Arial"/>
           <w:lang w:val="en-GB"/>
         </w:rPr>
-        <w:t>was managed</w:t>
-      </w:r>
-      <w:proofErr w:type="gramEnd"/>
+        <w:t>bcrypt</w:t>
+      </w:r>
+      <w:proofErr w:type="spellEnd"/>
       <w:r>
         <w:rPr>
           <w:rFonts w:ascii="Arial" w:hAnsi="Arial" w:cs="Arial"/>
           <w:lang w:val="en-GB"/>
         </w:rPr>
-        <w:t xml:space="preserve"> using GitHub. Although the original intention was to use separate branches for each feature, development was primarily </w:t>
-      </w:r>
-      <w:proofErr w:type="gramStart"/>
-      <w:r>
-        <w:rPr>
-          <w:rFonts w:ascii="Arial" w:hAnsi="Arial" w:cs="Arial"/>
-          <w:lang w:val="en-GB"/>
-        </w:rPr>
-        <w:t>carried out</w:t>
-      </w:r>
-      <w:proofErr w:type="gramEnd"/>
-      <w:r>
-        <w:rPr>
-          <w:rFonts w:ascii="Arial" w:hAnsi="Arial" w:cs="Arial"/>
-          <w:lang w:val="en-GB"/>
-        </w:rPr>
-        <w:t xml:space="preserve"> on the main branch. Regular commits </w:t>
-      </w:r>
-      <w:proofErr w:type="gramStart"/>
-      <w:r>
-        <w:rPr>
-          <w:rFonts w:ascii="Arial" w:hAnsi="Arial" w:cs="Arial"/>
-          <w:lang w:val="en-GB"/>
-        </w:rPr>
-        <w:t>were made</w:t>
-      </w:r>
-      <w:proofErr w:type="gramEnd"/>
-      <w:r>
-        <w:rPr>
-          <w:rFonts w:ascii="Arial" w:hAnsi="Arial" w:cs="Arial"/>
-          <w:lang w:val="en-GB"/>
-        </w:rPr>
-        <w:t xml:space="preserve"> throughout the process to track progress and maintain a clear history of changes. Commit messages </w:t>
-      </w:r>
-      <w:proofErr w:type="gramStart"/>
-      <w:r>
-        <w:rPr>
-          <w:rFonts w:ascii="Arial" w:hAnsi="Arial" w:cs="Arial"/>
-          <w:lang w:val="en-GB"/>
-        </w:rPr>
-        <w:t>were written</w:t>
-      </w:r>
-      <w:proofErr w:type="gramEnd"/>
-      <w:r>
-        <w:rPr>
-          <w:rFonts w:ascii="Arial" w:hAnsi="Arial" w:cs="Arial"/>
-          <w:lang w:val="en-GB"/>
-        </w:rPr>
-        <w:t xml:space="preserve"> logically to reflect feature additions, improvements, and fixes, ensuring traceability across the development lifecycle.</w:t>
-      </w:r>
-    </w:p>
-    <w:p>
-      <w:pPr>
-        <w:rPr>
-          <w:rFonts w:ascii="Arial" w:hAnsi="Arial" w:cs="Arial"/>
-          <w:lang w:val="en-GB"/>
-        </w:rPr>
-      </w:pPr>
-      <w:r>
-        <w:rPr>
-          <w:rFonts w:ascii="Arial" w:hAnsi="Arial" w:cs="Arial"/>
-        </w:rPr>
-        <w:t>While the iterative approach was effective, greater use of branching in version control would have improved code management and reduced potential integration issues.</w:t>
-      </w:r>
-    </w:p>
-    <w:p>
-      <w:pPr>
-        <w:pStyle w:val="Heading2"/>
-        <w:rPr>
-          <w:rFonts w:ascii="Arial" w:hAnsi="Arial" w:cs="Arial"/>
-        </w:rPr>
-      </w:pPr>
-    </w:p>
-    <w:p>
-      <w:pPr>
-        <w:pStyle w:val="Heading2"/>
-        <w:rPr>
-          <w:rFonts w:ascii="Arial" w:hAnsi="Arial" w:cs="Arial"/>
-          <w:lang w:val="en-GB"/>
-        </w:rPr>
-      </w:pPr>
-      <w:bookmarkStart w:id="124" w:name="_Toc227847976"/>
-      <w:r>
-        <w:rPr>
-          <w:rFonts w:ascii="Arial" w:hAnsi="Arial" w:cs="Arial"/>
-          <w:lang w:val="en-GB"/>
-        </w:rPr>
-        <w:t>5.5 Implementation Areas</w:t>
-      </w:r>
-      <w:bookmarkEnd w:id="124"/>
-    </w:p>
-    <w:p>
-      <w:pPr>
-        <w:pStyle w:val="Heading3"/>
-        <w:rPr>
-          <w:rFonts w:ascii="Arial" w:hAnsi="Arial" w:cs="Arial"/>
-          <w:lang w:val="en-GB"/>
-        </w:rPr>
-      </w:pPr>
-      <w:bookmarkStart w:id="125" w:name="_Toc227847977"/>
-      <w:r>
-        <w:rPr>
-          <w:rFonts w:ascii="Arial" w:hAnsi="Arial" w:cs="Arial"/>
-          <w:lang w:val="en-GB"/>
-        </w:rPr>
-        <w:lastRenderedPageBreak/>
-        <w:t>5.5.1 User Authentication</w:t>
-      </w:r>
-      <w:bookmarkEnd w:id="125"/>
-    </w:p>
-    <w:p>
-      <w:pPr>
-        <w:rPr>
-          <w:rFonts w:ascii="Arial" w:hAnsi="Arial" w:cs="Arial"/>
-          <w:lang w:val="en-GB"/>
-        </w:rPr>
-      </w:pPr>
-      <w:r>
-        <w:rPr>
-          <w:rFonts w:ascii="Arial" w:hAnsi="Arial" w:cs="Arial"/>
-          <w:lang w:val="en-GB"/>
-        </w:rPr>
-        <w:t xml:space="preserve">A login system has </w:t>
-      </w:r>
-      <w:proofErr w:type="gramStart"/>
-      <w:r>
-        <w:rPr>
-          <w:rFonts w:ascii="Arial" w:hAnsi="Arial" w:cs="Arial"/>
-          <w:lang w:val="en-GB"/>
-        </w:rPr>
-        <w:t>been implemented</w:t>
-      </w:r>
-      <w:proofErr w:type="gramEnd"/>
-      <w:r>
-        <w:rPr>
-          <w:rFonts w:ascii="Arial" w:hAnsi="Arial" w:cs="Arial"/>
-          <w:lang w:val="en-GB"/>
-        </w:rPr>
-        <w:t xml:space="preserve"> using </w:t>
-      </w:r>
-      <w:proofErr w:type="spellStart"/>
-      <w:r>
-        <w:rPr>
-          <w:rFonts w:ascii="Arial" w:hAnsi="Arial" w:cs="Arial"/>
-          <w:lang w:val="en-GB"/>
-        </w:rPr>
-        <w:t>bcrypt</w:t>
-      </w:r>
-      <w:proofErr w:type="spellEnd"/>
-      <w:r>
-        <w:rPr>
-          <w:rFonts w:ascii="Arial" w:hAnsi="Arial" w:cs="Arial"/>
-          <w:lang w:val="en-GB"/>
-        </w:rPr>
-        <w:t xml:space="preserve"> for password hashing and secure credential validation. During authentication, passwords </w:t>
-      </w:r>
-      <w:proofErr w:type="gramStart"/>
-      <w:r>
-        <w:rPr>
-          <w:rFonts w:ascii="Arial" w:hAnsi="Arial" w:cs="Arial"/>
-          <w:lang w:val="en-GB"/>
-        </w:rPr>
-        <w:t>are compared</w:t>
-      </w:r>
-      <w:proofErr w:type="gramEnd"/>
-      <w:r>
-        <w:rPr>
-          <w:rFonts w:ascii="Arial" w:hAnsi="Arial" w:cs="Arial"/>
-          <w:lang w:val="en-GB"/>
-        </w:rPr>
-        <w:t xml:space="preserve"> against hashed values stored in the database.</w:t>
+        <w:t xml:space="preserve"> for password hashing and secure credential validation. During authentication, passwords are compared against hashed values stored in the database.</w:t>
       </w:r>
     </w:p>
     <w:p>
@@ -20165,39 +19593,7 @@
           <w:rFonts w:ascii="Arial" w:hAnsi="Arial" w:cs="Arial"/>
           <w:lang w:val="en-GB"/>
         </w:rPr>
-        <w:t xml:space="preserve">Availability submission and automatic working hour calculations </w:t>
-      </w:r>
-      <w:proofErr w:type="gramStart"/>
-      <w:r>
-        <w:rPr>
-          <w:rFonts w:ascii="Arial" w:hAnsi="Arial" w:cs="Arial"/>
-          <w:lang w:val="en-GB"/>
-        </w:rPr>
-        <w:t>are not fully implemented</w:t>
-      </w:r>
-      <w:proofErr w:type="gramEnd"/>
-      <w:r>
-        <w:rPr>
-          <w:rFonts w:ascii="Arial" w:hAnsi="Arial" w:cs="Arial"/>
-          <w:lang w:val="en-GB"/>
-        </w:rPr>
-        <w:t xml:space="preserve"> and </w:t>
-      </w:r>
-      <w:proofErr w:type="gramStart"/>
-      <w:r>
-        <w:rPr>
-          <w:rFonts w:ascii="Arial" w:hAnsi="Arial" w:cs="Arial"/>
-          <w:lang w:val="en-GB"/>
-        </w:rPr>
-        <w:t>are identified</w:t>
-      </w:r>
-      <w:proofErr w:type="gramEnd"/>
-      <w:r>
-        <w:rPr>
-          <w:rFonts w:ascii="Arial" w:hAnsi="Arial" w:cs="Arial"/>
-          <w:lang w:val="en-GB"/>
-        </w:rPr>
-        <w:t xml:space="preserve"> as future improvements.</w:t>
+        <w:t>Availability submission and automatic working hour calculations are not fully implemented and are identified as future improvements.</w:t>
       </w:r>
     </w:p>
     <w:p>
@@ -20321,72 +19717,40 @@
           <w:rFonts w:ascii="Arial" w:hAnsi="Arial" w:cs="Arial"/>
           <w:lang w:val="en-GB"/>
         </w:rPr>
-        <w:t xml:space="preserve">Role-based permissions </w:t>
-      </w:r>
-      <w:proofErr w:type="gramStart"/>
-      <w:r>
+        <w:t>Role-based permissions are implemented to restrict access to administrative functionality.</w:t>
+      </w:r>
+    </w:p>
+    <w:p>
+      <w:pPr>
+        <w:pStyle w:val="Heading3"/>
         <w:rPr>
           <w:rFonts w:ascii="Arial" w:hAnsi="Arial" w:cs="Arial"/>
           <w:lang w:val="en-GB"/>
         </w:rPr>
-        <w:t>are partially implemented</w:t>
-      </w:r>
-      <w:proofErr w:type="gramEnd"/>
+      </w:pPr>
+      <w:bookmarkStart w:id="128" w:name="_Toc227847980"/>
       <w:r>
         <w:rPr>
           <w:rFonts w:ascii="Arial" w:hAnsi="Arial" w:cs="Arial"/>
           <w:lang w:val="en-GB"/>
         </w:rPr>
-        <w:t xml:space="preserve"> to restrict access to administrative functionality.</w:t>
-      </w:r>
-    </w:p>
-    <w:p>
-      <w:pPr>
-        <w:pStyle w:val="Heading3"/>
+        <w:t>5.5.4 AI Scheduling Module</w:t>
+      </w:r>
+      <w:bookmarkEnd w:id="128"/>
+    </w:p>
+    <w:p>
+      <w:pPr>
         <w:rPr>
           <w:rFonts w:ascii="Arial" w:hAnsi="Arial" w:cs="Arial"/>
           <w:lang w:val="en-GB"/>
         </w:rPr>
       </w:pPr>
-      <w:bookmarkStart w:id="128" w:name="_Toc227847980"/>
       <w:r>
         <w:rPr>
           <w:rFonts w:ascii="Arial" w:hAnsi="Arial" w:cs="Arial"/>
           <w:lang w:val="en-GB"/>
         </w:rPr>
-        <w:t>5.5.4 AI Scheduling Module</w:t>
-      </w:r>
-      <w:bookmarkEnd w:id="128"/>
-    </w:p>
-    <w:p>
-      <w:pPr>
-        <w:rPr>
-          <w:rFonts w:ascii="Arial" w:hAnsi="Arial" w:cs="Arial"/>
-          <w:lang w:val="en-GB"/>
-        </w:rPr>
-      </w:pPr>
-      <w:r>
-        <w:rPr>
-          <w:rFonts w:ascii="Arial" w:hAnsi="Arial" w:cs="Arial"/>
-          <w:lang w:val="en-GB"/>
-        </w:rPr>
-        <w:t xml:space="preserve">The AI module has </w:t>
-      </w:r>
-      <w:proofErr w:type="gramStart"/>
-      <w:r>
-        <w:rPr>
-          <w:rFonts w:ascii="Arial" w:hAnsi="Arial" w:cs="Arial"/>
-          <w:lang w:val="en-GB"/>
-        </w:rPr>
-        <w:t>been partially implemented</w:t>
-      </w:r>
-      <w:proofErr w:type="gramEnd"/>
-      <w:r>
-        <w:rPr>
-          <w:rFonts w:ascii="Arial" w:hAnsi="Arial" w:cs="Arial"/>
-          <w:lang w:val="en-GB"/>
-        </w:rPr>
-        <w:t xml:space="preserve"> using constraint programming. It analyses:</w:t>
+        <w:t>The AI module has been implemented using constraint programming. It analyses:</w:t>
       </w:r>
     </w:p>
     <w:p>
@@ -20493,6 +19857,7 @@
       <w:r>
         <w:rPr>
           <w:rFonts w:ascii="Arial" w:hAnsi="Arial" w:cs="Arial"/>
+          <w:noProof/>
         </w:rPr>
         <w:drawing>
           <wp:inline distT="0" distB="0" distL="0" distR="0" wp14:anchorId="21559076" wp14:editId="5FB26A73">
@@ -20541,37 +19906,44 @@
         <w:rPr>
           <w:rFonts w:ascii="Arial" w:hAnsi="Arial" w:cs="Arial"/>
         </w:rPr>
-        <w:t>The scheduling model is initialised using the OR-Tools CP-SAT solver, where decision variables are defined to represent possible shift assignments. As shown in Figure X, a binary variable is created for each employee, day, and shift combination. These variables take a value of 1 if an employee is assigned to a shift, and 0 otherwise. This structure allows the system to evaluate all possible scheduling combinations and apply constraints to determine a valid rota.</w:t>
-      </w:r>
-    </w:p>
-    <w:p>
-      <w:pPr>
-        <w:rPr>
-          <w:rFonts w:ascii="Arial" w:hAnsi="Arial" w:cs="Arial"/>
-        </w:rPr>
-      </w:pPr>
-    </w:p>
-    <w:p>
-      <w:pPr>
-        <w:rPr>
-          <w:rFonts w:ascii="Arial" w:hAnsi="Arial" w:cs="Arial"/>
-        </w:rPr>
-      </w:pPr>
-      <w:r>
-        <w:rPr>
-          <w:rFonts w:ascii="Arial" w:hAnsi="Arial" w:cs="Arial"/>
-        </w:rPr>
-        <w:t>One of the constraints implemented ensures that each employee is assigned to a maximum of one shift per day.</w:t>
-      </w:r>
-      <w:r>
-        <w:rPr>
-          <w:rFonts w:ascii="Arial" w:hAnsi="Arial" w:cs="Arial"/>
-        </w:rPr>
-        <w:t xml:space="preserve"> </w:t>
-      </w:r>
-      <w:r>
-        <w:rPr>
-          <w:rFonts w:ascii="Arial" w:hAnsi="Arial" w:cs="Arial"/>
+        <w:t>The scheduling model is initialised using the OR-Tools CP-SAT solver, where decision variables are defined to represent possible shift assignments. As</w:t>
+      </w:r>
+      <w:r>
+        <w:rPr>
+          <w:rFonts w:ascii="Arial" w:hAnsi="Arial" w:cs="Arial"/>
+        </w:rPr>
+        <w:t xml:space="preserve"> shown above</w:t>
+      </w:r>
+      <w:r>
+        <w:rPr>
+          <w:rFonts w:ascii="Arial" w:hAnsi="Arial" w:cs="Arial"/>
+        </w:rPr>
+        <w:t>, a binary variable is created for each employee, day, and shift combination. These variables take a value of 1 if an employee is assigned to a shift, and 0 otherwise. This structure allows the system to evaluate all possible scheduling combinations and apply constraints to determine a valid rota.</w:t>
+      </w:r>
+    </w:p>
+    <w:p>
+      <w:pPr>
+        <w:rPr>
+          <w:rFonts w:ascii="Arial" w:hAnsi="Arial" w:cs="Arial"/>
+        </w:rPr>
+      </w:pPr>
+    </w:p>
+    <w:p>
+      <w:pPr>
+        <w:rPr>
+          <w:rFonts w:ascii="Arial" w:hAnsi="Arial" w:cs="Arial"/>
+        </w:rPr>
+      </w:pPr>
+      <w:r>
+        <w:rPr>
+          <w:rFonts w:ascii="Arial" w:hAnsi="Arial" w:cs="Arial"/>
+        </w:rPr>
+        <w:t xml:space="preserve">One of the constraints implemented ensures that each employee is assigned to a maximum of one shift per day. </w:t>
+      </w:r>
+      <w:r>
+        <w:rPr>
+          <w:rFonts w:ascii="Arial" w:hAnsi="Arial" w:cs="Arial"/>
+          <w:noProof/>
         </w:rPr>
         <w:drawing>
           <wp:inline distT="0" distB="0" distL="0" distR="0" wp14:anchorId="75FF32F1" wp14:editId="2937EFF8">
@@ -20688,39 +20060,7 @@
           <w:rFonts w:ascii="Arial" w:hAnsi="Arial" w:cs="Arial"/>
           <w:lang w:val="en-GB"/>
         </w:rPr>
-        <w:t xml:space="preserve">The database schema includes tables for users, schedules, and time-off requests. Primary keys and unique constraints </w:t>
-      </w:r>
-      <w:proofErr w:type="gramStart"/>
-      <w:r>
-        <w:rPr>
-          <w:rFonts w:ascii="Arial" w:hAnsi="Arial" w:cs="Arial"/>
-          <w:lang w:val="en-GB"/>
-        </w:rPr>
-        <w:t>are used</w:t>
-      </w:r>
-      <w:proofErr w:type="gramEnd"/>
-      <w:r>
-        <w:rPr>
-          <w:rFonts w:ascii="Arial" w:hAnsi="Arial" w:cs="Arial"/>
-          <w:lang w:val="en-GB"/>
-        </w:rPr>
-        <w:t xml:space="preserve"> to maintain data integrity. Parameterised queries </w:t>
-      </w:r>
-      <w:proofErr w:type="gramStart"/>
-      <w:r>
-        <w:rPr>
-          <w:rFonts w:ascii="Arial" w:hAnsi="Arial" w:cs="Arial"/>
-          <w:lang w:val="en-GB"/>
-        </w:rPr>
-        <w:t>are implemented</w:t>
-      </w:r>
-      <w:proofErr w:type="gramEnd"/>
-      <w:r>
-        <w:rPr>
-          <w:rFonts w:ascii="Arial" w:hAnsi="Arial" w:cs="Arial"/>
-          <w:lang w:val="en-GB"/>
-        </w:rPr>
-        <w:t xml:space="preserve"> to prevent SQL injection vulnerabilities.</w:t>
+        <w:t>The database schema includes tables for users, schedules, and time-off requests. Primary keys and unique constraints are used to maintain data integrity. Parameterised queries are implemented to prevent SQL injection vulnerabilities.</w:t>
       </w:r>
     </w:p>
     <w:p>
@@ -20851,7 +20191,13 @@
         <w:rPr>
           <w:rFonts w:ascii="Arial" w:hAnsi="Arial" w:cs="Arial"/>
         </w:rPr>
-        <w:t xml:space="preserve"> Ensuring the rota assignments do not conflict with approved time off requests needs tweaked.</w:t>
+        <w:t xml:space="preserve"> Ensuring the rota assignments do not conflict with approved time off requests needs tweaked</w:t>
+      </w:r>
+      <w:r>
+        <w:rPr>
+          <w:rFonts w:ascii="Arial" w:hAnsi="Arial" w:cs="Arial"/>
+        </w:rPr>
+        <w:t xml:space="preserve"> (Overbooked time off).</w:t>
       </w:r>
     </w:p>
     <w:p>
@@ -23031,6 +22377,7 @@
       <w:r>
         <w:rPr>
           <w:rFonts w:ascii="Arial" w:hAnsi="Arial" w:cs="Arial"/>
+          <w:noProof/>
         </w:rPr>
         <w:drawing>
           <wp:inline distT="0" distB="0" distL="0" distR="0" wp14:anchorId="6D925F68" wp14:editId="67D0F707">
@@ -23392,6 +22739,13 @@
     </w:p>
     <w:p>
       <w:pPr>
+        <w:rPr>
+          <w:rFonts w:ascii="Arial" w:hAnsi="Arial" w:cs="Arial"/>
+        </w:rPr>
+      </w:pPr>
+    </w:p>
+    <w:p>
+      <w:pPr>
         <w:pStyle w:val="Heading2"/>
         <w:rPr>
           <w:rFonts w:ascii="Arial" w:hAnsi="Arial" w:cs="Arial"/>
@@ -23402,6 +22756,7 @@
         <w:rPr>
           <w:rFonts w:ascii="Arial" w:hAnsi="Arial" w:cs="Arial"/>
         </w:rPr>
+        <w:lastRenderedPageBreak/>
         <w:t>6.4 Results and Evaluation</w:t>
       </w:r>
       <w:bookmarkEnd w:id="136"/>
@@ -23416,7 +22771,6 @@
         <w:rPr>
           <w:rFonts w:ascii="Arial" w:hAnsi="Arial" w:cs="Arial"/>
         </w:rPr>
-        <w:lastRenderedPageBreak/>
         <w:t>Overall, the testing process confirmed that the core functionality of the rota management system worked as intended. The backend API successfully processed requests related to authentication, schedules, and time-off management, and the MySQL database stores and was able to retrieve data reliably anytime on command.</w:t>
       </w:r>
     </w:p>
@@ -23570,23 +22924,7 @@
           <w:rFonts w:ascii="Arial" w:hAnsi="Arial" w:cs="Arial"/>
           <w:lang w:val="en-GB"/>
         </w:rPr>
-        <w:t xml:space="preserve"> requests, while administrators </w:t>
-      </w:r>
-      <w:proofErr w:type="gramStart"/>
-      <w:r>
-        <w:rPr>
-          <w:rFonts w:ascii="Arial" w:hAnsi="Arial" w:cs="Arial"/>
-          <w:lang w:val="en-GB"/>
-        </w:rPr>
-        <w:t>are provided</w:t>
-      </w:r>
-      <w:proofErr w:type="gramEnd"/>
-      <w:r>
-        <w:rPr>
-          <w:rFonts w:ascii="Arial" w:hAnsi="Arial" w:cs="Arial"/>
-          <w:lang w:val="en-GB"/>
-        </w:rPr>
-        <w:t xml:space="preserve"> with a comprehensive management interface. Admin users </w:t>
+        <w:t xml:space="preserve"> requests, while administrators are provided with a comprehensive management interface. Admin users </w:t>
       </w:r>
       <w:sdt>
         <w:sdtPr>
@@ -23729,31 +23067,31 @@
           <w:rFonts w:ascii="Arial" w:hAnsi="Arial" w:cs="Arial"/>
           <w:lang w:val="en-GB"/>
         </w:rPr>
-        <w:t xml:space="preserve"> by applying constraints such as staff availability and approved leave requests, which </w:t>
-      </w:r>
-      <w:proofErr w:type="gramStart"/>
+        <w:t xml:space="preserve"> by applying constraints such as staff availability and approved leave requests, which are retrieved directly from the MySQL database. This ensures that generated schedules are both </w:t>
+      </w:r>
       <w:r>
         <w:rPr>
           <w:rFonts w:ascii="Arial" w:hAnsi="Arial" w:cs="Arial"/>
           <w:lang w:val="en-GB"/>
         </w:rPr>
-        <w:t>are retrieved</w:t>
-      </w:r>
-      <w:proofErr w:type="gramEnd"/>
-      <w:r>
+        <w:lastRenderedPageBreak/>
+        <w:t>feasible and aligned with user-defined conditions. The ability to combine database-driven constraints with automated scheduling represents a significant step towards reducing the manual workload typically associated with rota creation.</w:t>
+      </w:r>
+    </w:p>
+    <w:p>
+      <w:pPr>
+        <w:jc w:val="both"/>
         <w:rPr>
           <w:rFonts w:ascii="Arial" w:hAnsi="Arial" w:cs="Arial"/>
           <w:lang w:val="en-GB"/>
         </w:rPr>
-        <w:t xml:space="preserve"> directly from the MySQL database. This ensures that generated schedules are both feasible and aligned with user-defined conditions. The ability to combine database-driven </w:t>
-      </w:r>
+      </w:pPr>
       <w:r>
         <w:rPr>
           <w:rFonts w:ascii="Arial" w:hAnsi="Arial" w:cs="Arial"/>
           <w:lang w:val="en-GB"/>
         </w:rPr>
-        <w:lastRenderedPageBreak/>
-        <w:t>constraints with automated scheduling represents a significant step towards reducing the manual workload typically associated with rota creation.</w:t>
+        <w:t>The system also demonstrates effective data management practices, with user information, availability, and leave requests stored and utilised dynamically. The interaction between the Node.js backend, MySQL database, and Python-based AI module highlights a modular architecture that supports scalability and future improvements.</w:t>
       </w:r>
     </w:p>
     <w:p>
@@ -23769,23 +23107,23 @@
           <w:rFonts w:ascii="Arial" w:hAnsi="Arial" w:cs="Arial"/>
           <w:lang w:val="en-GB"/>
         </w:rPr>
-        <w:t xml:space="preserve">The system also demonstrates effective data management practices, with user information, availability, and leave requests stored and </w:t>
-      </w:r>
-      <w:proofErr w:type="gramStart"/>
-      <w:r>
+        <w:t>However, there are limitations to the current implementation. While the AI scheduler successfully generates valid rotas based on defined constraints, it may not fully account for more complex real-world factors such as shift preferences, fairness over longer periods, or dynamic business demand. Additionally, certain advanced features, such as automated notifications or deeper usability refinements, were not fully implemented due to time constraints.</w:t>
+      </w:r>
+    </w:p>
+    <w:p>
+      <w:pPr>
+        <w:jc w:val="both"/>
         <w:rPr>
           <w:rFonts w:ascii="Arial" w:hAnsi="Arial" w:cs="Arial"/>
           <w:lang w:val="en-GB"/>
         </w:rPr>
-        <w:t>utilised</w:t>
-      </w:r>
-      <w:proofErr w:type="gramEnd"/>
+      </w:pPr>
       <w:r>
         <w:rPr>
           <w:rFonts w:ascii="Arial" w:hAnsi="Arial" w:cs="Arial"/>
           <w:lang w:val="en-GB"/>
         </w:rPr>
-        <w:t xml:space="preserve"> dynamically. The interaction between the Node.js backend, MySQL database, and Python-based AI module highlights a modular architecture that supports scalability and future improvements.</w:t>
+        <w:t>Future work could focus on enhancing the AI scheduling logic by incorporating additional constraints and optimisation goals, such as balancing workload distribution more evenly across staff. Improvements to the user interface and overall user experience could also be made, alongside the introduction of features such as real-time notifications, shift swapping, and integration with external systems such as payroll or HR platforms.</w:t>
       </w:r>
     </w:p>
     <w:p>
@@ -23801,87 +23139,7 @@
           <w:rFonts w:ascii="Arial" w:hAnsi="Arial" w:cs="Arial"/>
           <w:lang w:val="en-GB"/>
         </w:rPr>
-        <w:t xml:space="preserve">However, there are limitations to the current implementation. While the AI scheduler successfully generates valid rotas based on defined constraints, it may not fully account for more complex real-world factors such as shift preferences, fairness over longer periods, or dynamic business demand. Additionally, certain advanced features, such as automated notifications or deeper usability refinements, </w:t>
-      </w:r>
-      <w:proofErr w:type="gramStart"/>
-      <w:r>
-        <w:rPr>
-          <w:rFonts w:ascii="Arial" w:hAnsi="Arial" w:cs="Arial"/>
-          <w:lang w:val="en-GB"/>
-        </w:rPr>
-        <w:t>were not fully implemented</w:t>
-      </w:r>
-      <w:proofErr w:type="gramEnd"/>
-      <w:r>
-        <w:rPr>
-          <w:rFonts w:ascii="Arial" w:hAnsi="Arial" w:cs="Arial"/>
-          <w:lang w:val="en-GB"/>
-        </w:rPr>
-        <w:t xml:space="preserve"> due to time constraints.</w:t>
-      </w:r>
-    </w:p>
-    <w:p>
-      <w:pPr>
-        <w:jc w:val="both"/>
-        <w:rPr>
-          <w:rFonts w:ascii="Arial" w:hAnsi="Arial" w:cs="Arial"/>
-          <w:lang w:val="en-GB"/>
-        </w:rPr>
-      </w:pPr>
-      <w:r>
-        <w:rPr>
-          <w:rFonts w:ascii="Arial" w:hAnsi="Arial" w:cs="Arial"/>
-          <w:lang w:val="en-GB"/>
-        </w:rPr>
-        <w:t xml:space="preserve">Future work could focus on enhancing the AI scheduling logic by incorporating additional constraints and optimisation goals, such as balancing workload distribution more evenly across staff. Improvements to the user interface and overall user experience could also </w:t>
-      </w:r>
-      <w:proofErr w:type="gramStart"/>
-      <w:r>
-        <w:rPr>
-          <w:rFonts w:ascii="Arial" w:hAnsi="Arial" w:cs="Arial"/>
-          <w:lang w:val="en-GB"/>
-        </w:rPr>
-        <w:t>be made</w:t>
-      </w:r>
-      <w:proofErr w:type="gramEnd"/>
-      <w:r>
-        <w:rPr>
-          <w:rFonts w:ascii="Arial" w:hAnsi="Arial" w:cs="Arial"/>
-          <w:lang w:val="en-GB"/>
-        </w:rPr>
-        <w:t>, alongside the introduction of features such as real-time notifications, shift swapping, and integration with external systems such as payroll or HR platforms.</w:t>
-      </w:r>
-    </w:p>
-    <w:p>
-      <w:pPr>
-        <w:jc w:val="both"/>
-        <w:rPr>
-          <w:rFonts w:ascii="Arial" w:hAnsi="Arial" w:cs="Arial"/>
-          <w:lang w:val="en-GB"/>
-        </w:rPr>
-      </w:pPr>
-      <w:r>
-        <w:rPr>
-          <w:rFonts w:ascii="Arial" w:hAnsi="Arial" w:cs="Arial"/>
-          <w:lang w:val="en-GB"/>
-        </w:rPr>
-        <w:t xml:space="preserve">In conclusion, this project successfully demonstrates how AI-driven scheduling can </w:t>
-      </w:r>
-      <w:proofErr w:type="gramStart"/>
-      <w:r>
-        <w:rPr>
-          <w:rFonts w:ascii="Arial" w:hAnsi="Arial" w:cs="Arial"/>
-          <w:lang w:val="en-GB"/>
-        </w:rPr>
-        <w:t>be applied</w:t>
-      </w:r>
-      <w:proofErr w:type="gramEnd"/>
-      <w:r>
-        <w:rPr>
-          <w:rFonts w:ascii="Arial" w:hAnsi="Arial" w:cs="Arial"/>
-          <w:lang w:val="en-GB"/>
-        </w:rPr>
-        <w:t xml:space="preserve"> to a real-world problem. The system provides a practical and scalable solution that improves efficiency, reduces manual effort, and supports better workforce management using modern web technologies and optimisation techniques.</w:t>
+        <w:t>In conclusion, this project successfully demonstrates how AI-driven scheduling can be applied to a real-world problem. The system provides a practical and scalable solution that improves efficiency, reduces manual effort, and supports better workforce management using modern web technologies and optimisation techniques.</w:t>
       </w:r>
     </w:p>
     <w:p>
@@ -23972,9 +23230,15 @@
           <w:iCs/>
           <w:lang w:val="en-GB"/>
         </w:rPr>
-        <w:t xml:space="preserve">AI and the future hospitality workforce: disruption, </w:t>
-      </w:r>
-      <w:proofErr w:type="gramStart"/>
+        <w:t>AI and the future hospitality workforce: disruption, decisions and a human touch</w:t>
+      </w:r>
+      <w:r>
+        <w:rPr>
+          <w:rFonts w:ascii="Arial" w:hAnsi="Arial" w:cs="Arial"/>
+          <w:lang w:val="en-GB"/>
+        </w:rPr>
+        <w:t xml:space="preserve">. </w:t>
+      </w:r>
       <w:r>
         <w:rPr>
           <w:rFonts w:ascii="Arial" w:hAnsi="Arial" w:cs="Arial"/>
@@ -23982,9 +23246,30 @@
           <w:iCs/>
           <w:lang w:val="en-GB"/>
         </w:rPr>
-        <w:t>decisions</w:t>
-      </w:r>
-      <w:proofErr w:type="gramEnd"/>
+        <w:t>Hospitality Insight Report</w:t>
+      </w:r>
+      <w:r>
+        <w:rPr>
+          <w:rFonts w:ascii="Arial" w:hAnsi="Arial" w:cs="Arial"/>
+          <w:lang w:val="en-GB"/>
+        </w:rPr>
+        <w:t>. Available at: https://www.jwu.edu/documents/research/ai-future-hospitality.pdf (Accessed: 10 December 2025).</w:t>
+      </w:r>
+    </w:p>
+    <w:p>
+      <w:pPr>
+        <w:rPr>
+          <w:rFonts w:ascii="Arial" w:hAnsi="Arial" w:cs="Arial"/>
+          <w:lang w:val="en-GB"/>
+        </w:rPr>
+      </w:pPr>
+      <w:r>
+        <w:rPr>
+          <w:rFonts w:ascii="Arial" w:hAnsi="Arial" w:cs="Arial"/>
+          <w:lang w:val="en-GB"/>
+        </w:rPr>
+        <w:t xml:space="preserve">Flanagan, D. (2020) </w:t>
+      </w:r>
       <w:r>
         <w:rPr>
           <w:rFonts w:ascii="Arial" w:hAnsi="Arial" w:cs="Arial"/>
@@ -23992,14 +23277,45 @@
           <w:iCs/>
           <w:lang w:val="en-GB"/>
         </w:rPr>
-        <w:t xml:space="preserve"> and a human touch</w:t>
+        <w:t>JavaScript: The Definitive Guide</w:t>
       </w:r>
       <w:r>
         <w:rPr>
           <w:rFonts w:ascii="Arial" w:hAnsi="Arial" w:cs="Arial"/>
           <w:lang w:val="en-GB"/>
         </w:rPr>
-        <w:t xml:space="preserve">. </w:t>
+        <w:t xml:space="preserve">. 7th </w:t>
+      </w:r>
+      <w:proofErr w:type="spellStart"/>
+      <w:r>
+        <w:rPr>
+          <w:rFonts w:ascii="Arial" w:hAnsi="Arial" w:cs="Arial"/>
+          <w:lang w:val="en-GB"/>
+        </w:rPr>
+        <w:t>edn</w:t>
+      </w:r>
+      <w:proofErr w:type="spellEnd"/>
+      <w:r>
+        <w:rPr>
+          <w:rFonts w:ascii="Arial" w:hAnsi="Arial" w:cs="Arial"/>
+          <w:lang w:val="en-GB"/>
+        </w:rPr>
+        <w:t>. Sebastopol, CA: O’Reilly Media.</w:t>
+      </w:r>
+    </w:p>
+    <w:p>
+      <w:pPr>
+        <w:rPr>
+          <w:rFonts w:ascii="Arial" w:hAnsi="Arial" w:cs="Arial"/>
+          <w:lang w:val="en-GB"/>
+        </w:rPr>
+      </w:pPr>
+      <w:r>
+        <w:rPr>
+          <w:rFonts w:ascii="Arial" w:hAnsi="Arial" w:cs="Arial"/>
+          <w:lang w:val="en-GB"/>
+        </w:rPr>
+        <w:t xml:space="preserve">Google Developers (2025a) </w:t>
       </w:r>
       <w:r>
         <w:rPr>
@@ -24008,14 +23324,14 @@
           <w:iCs/>
           <w:lang w:val="en-GB"/>
         </w:rPr>
-        <w:t>Hospitality Insight Report</w:t>
+        <w:t>Constraint programming (CP-SAT) overview</w:t>
       </w:r>
       <w:r>
         <w:rPr>
           <w:rFonts w:ascii="Arial" w:hAnsi="Arial" w:cs="Arial"/>
           <w:lang w:val="en-GB"/>
         </w:rPr>
-        <w:t>. Available at: https://www.jwu.edu/documents/research/ai-future-hospitality.pdf (Accessed: 10 December 2025).</w:t>
+        <w:t>. Available at: https://developers.google.com/optimization/cp (Accessed: 10 December 2025).</w:t>
       </w:r>
     </w:p>
     <w:p>
@@ -24030,7 +23346,7 @@
           <w:rFonts w:ascii="Arial" w:hAnsi="Arial" w:cs="Arial"/>
           <w:lang w:val="en-GB"/>
         </w:rPr>
-        <w:t xml:space="preserve">Flanagan, D. (2020) </w:t>
+        <w:t xml:space="preserve">Google Developers (2025b) </w:t>
       </w:r>
       <w:r>
         <w:rPr>
@@ -24039,45 +23355,29 @@
           <w:iCs/>
           <w:lang w:val="en-GB"/>
         </w:rPr>
-        <w:t>JavaScript: The Definitive Guide</w:t>
+        <w:t>Employee scheduling with OR-Tools</w:t>
       </w:r>
       <w:r>
         <w:rPr>
           <w:rFonts w:ascii="Arial" w:hAnsi="Arial" w:cs="Arial"/>
           <w:lang w:val="en-GB"/>
         </w:rPr>
-        <w:t xml:space="preserve">. 7th </w:t>
-      </w:r>
-      <w:proofErr w:type="spellStart"/>
-      <w:r>
+        <w:t>. Available at: https://developers.google.com/optimization/scheduling/employee_scheduling (Accessed: 10 December 2025).</w:t>
+      </w:r>
+    </w:p>
+    <w:p>
+      <w:pPr>
         <w:rPr>
           <w:rFonts w:ascii="Arial" w:hAnsi="Arial" w:cs="Arial"/>
           <w:lang w:val="en-GB"/>
         </w:rPr>
-        <w:t>edn</w:t>
-      </w:r>
-      <w:proofErr w:type="spellEnd"/>
+      </w:pPr>
       <w:r>
         <w:rPr>
           <w:rFonts w:ascii="Arial" w:hAnsi="Arial" w:cs="Arial"/>
           <w:lang w:val="en-GB"/>
         </w:rPr>
-        <w:t>. Sebastopol, CA: O’Reilly Media.</w:t>
-      </w:r>
-    </w:p>
-    <w:p>
-      <w:pPr>
-        <w:rPr>
-          <w:rFonts w:ascii="Arial" w:hAnsi="Arial" w:cs="Arial"/>
-          <w:lang w:val="en-GB"/>
-        </w:rPr>
-      </w:pPr>
-      <w:r>
-        <w:rPr>
-          <w:rFonts w:ascii="Arial" w:hAnsi="Arial" w:cs="Arial"/>
-          <w:lang w:val="en-GB"/>
-        </w:rPr>
-        <w:t xml:space="preserve">Google Developers (2025a) </w:t>
+        <w:t xml:space="preserve">Google OR-Tools (2025) </w:t>
       </w:r>
       <w:r>
         <w:rPr>
@@ -24086,14 +23386,14 @@
           <w:iCs/>
           <w:lang w:val="en-GB"/>
         </w:rPr>
-        <w:t>Constraint programming (CP-SAT) overview</w:t>
+        <w:t>OR-Tools optimisation suite documentation</w:t>
       </w:r>
       <w:r>
         <w:rPr>
           <w:rFonts w:ascii="Arial" w:hAnsi="Arial" w:cs="Arial"/>
           <w:lang w:val="en-GB"/>
         </w:rPr>
-        <w:t>. Available at: https://developers.google.com/optimization/cp (Accessed: 10 December 2025).</w:t>
+        <w:t>. Available at: https://developers.google.com/optimization/ (Accessed: 10 December 2025).</w:t>
       </w:r>
     </w:p>
     <w:p>
@@ -24108,7 +23408,7 @@
           <w:rFonts w:ascii="Arial" w:hAnsi="Arial" w:cs="Arial"/>
           <w:lang w:val="en-GB"/>
         </w:rPr>
-        <w:t xml:space="preserve">Google Developers (2025b) </w:t>
+        <w:t xml:space="preserve">ICO – Information Commissioner’s Office (2024) </w:t>
       </w:r>
       <w:r>
         <w:rPr>
@@ -24117,14 +23417,14 @@
           <w:iCs/>
           <w:lang w:val="en-GB"/>
         </w:rPr>
-        <w:t>Employee scheduling with OR-Tools</w:t>
+        <w:t>Guide to the UK GDPR</w:t>
       </w:r>
       <w:r>
         <w:rPr>
           <w:rFonts w:ascii="Arial" w:hAnsi="Arial" w:cs="Arial"/>
           <w:lang w:val="en-GB"/>
         </w:rPr>
-        <w:t>. Available at: https://developers.google.com/optimization/scheduling/employee_scheduling (Accessed: 10 December 2025).</w:t>
+        <w:t>. Available at: https://ico.org.uk (Accessed: 10 December 2025).</w:t>
       </w:r>
     </w:p>
     <w:p>
@@ -24139,7 +23439,7 @@
           <w:rFonts w:ascii="Arial" w:hAnsi="Arial" w:cs="Arial"/>
           <w:lang w:val="en-GB"/>
         </w:rPr>
-        <w:t xml:space="preserve">Google OR-Tools (2025) </w:t>
+        <w:t xml:space="preserve">OWASP Foundation (2025) </w:t>
       </w:r>
       <w:r>
         <w:rPr>
@@ -24148,14 +23448,14 @@
           <w:iCs/>
           <w:lang w:val="en-GB"/>
         </w:rPr>
-        <w:t>OR-Tools optimisation suite documentation</w:t>
+        <w:t>OWASP Top 10: Web Application Security Risks</w:t>
       </w:r>
       <w:r>
         <w:rPr>
           <w:rFonts w:ascii="Arial" w:hAnsi="Arial" w:cs="Arial"/>
           <w:lang w:val="en-GB"/>
         </w:rPr>
-        <w:t>. Available at: https://developers.google.com/optimization/ (Accessed: 10 December 2025).</w:t>
+        <w:t>. Available at: https://owasp.org (Accessed: 10 December 2025).</w:t>
       </w:r>
     </w:p>
     <w:p>
@@ -24165,12 +23465,21 @@
           <w:lang w:val="en-GB"/>
         </w:rPr>
       </w:pPr>
+      <w:proofErr w:type="spellStart"/>
       <w:r>
         <w:rPr>
           <w:rFonts w:ascii="Arial" w:hAnsi="Arial" w:cs="Arial"/>
           <w:lang w:val="en-GB"/>
         </w:rPr>
-        <w:t xml:space="preserve">ICO – Information Commissioner’s Office (2024) </w:t>
+        <w:t>Planday</w:t>
+      </w:r>
+      <w:proofErr w:type="spellEnd"/>
+      <w:r>
+        <w:rPr>
+          <w:rFonts w:ascii="Arial" w:hAnsi="Arial" w:cs="Arial"/>
+          <w:lang w:val="en-GB"/>
+        </w:rPr>
+        <w:t xml:space="preserve"> (2024) </w:t>
       </w:r>
       <w:r>
         <w:rPr>
@@ -24179,14 +23488,14 @@
           <w:iCs/>
           <w:lang w:val="en-GB"/>
         </w:rPr>
-        <w:t>Guide to the UK GDPR</w:t>
+        <w:t>Employee scheduling and workforce planning</w:t>
       </w:r>
       <w:r>
         <w:rPr>
           <w:rFonts w:ascii="Arial" w:hAnsi="Arial" w:cs="Arial"/>
           <w:lang w:val="en-GB"/>
         </w:rPr>
-        <w:t>. Available at: https://ico.org.uk (Accessed: 10 December 2025).</w:t>
+        <w:t>. Available at: https://www.planday.com (Accessed: 10 December 2025).</w:t>
       </w:r>
     </w:p>
     <w:p>
@@ -24201,7 +23510,7 @@
           <w:rFonts w:ascii="Arial" w:hAnsi="Arial" w:cs="Arial"/>
           <w:lang w:val="en-GB"/>
         </w:rPr>
-        <w:t xml:space="preserve">OWASP Foundation (2025) </w:t>
+        <w:t xml:space="preserve">React Documentation (2025) </w:t>
       </w:r>
       <w:r>
         <w:rPr>
@@ -24210,14 +23519,14 @@
           <w:iCs/>
           <w:lang w:val="en-GB"/>
         </w:rPr>
-        <w:t>OWASP Top 10: Web Application Security Risks</w:t>
+        <w:t>React: A JavaScript library for building user interfaces</w:t>
       </w:r>
       <w:r>
         <w:rPr>
           <w:rFonts w:ascii="Arial" w:hAnsi="Arial" w:cs="Arial"/>
           <w:lang w:val="en-GB"/>
         </w:rPr>
-        <w:t>. Available at: https://owasp.org (Accessed: 10 December 2025).</w:t>
+        <w:t>. Available at: https://react.dev (Accessed: 10 December 2025).</w:t>
       </w:r>
     </w:p>
     <w:p>
@@ -24227,99 +23536,12 @@
           <w:lang w:val="en-GB"/>
         </w:rPr>
       </w:pPr>
-      <w:proofErr w:type="spellStart"/>
       <w:r>
         <w:rPr>
           <w:rFonts w:ascii="Arial" w:hAnsi="Arial" w:cs="Arial"/>
           <w:lang w:val="en-GB"/>
         </w:rPr>
-        <w:t>Planday</w:t>
-      </w:r>
-      <w:proofErr w:type="spellEnd"/>
-      <w:r>
-        <w:rPr>
-          <w:rFonts w:ascii="Arial" w:hAnsi="Arial" w:cs="Arial"/>
-          <w:lang w:val="en-GB"/>
-        </w:rPr>
-        <w:t xml:space="preserve"> (2024) </w:t>
-      </w:r>
-      <w:r>
-        <w:rPr>
-          <w:rFonts w:ascii="Arial" w:hAnsi="Arial" w:cs="Arial"/>
-          <w:i/>
-          <w:iCs/>
-          <w:lang w:val="en-GB"/>
-        </w:rPr>
-        <w:t>Employee scheduling and workforce planning</w:t>
-      </w:r>
-      <w:r>
-        <w:rPr>
-          <w:rFonts w:ascii="Arial" w:hAnsi="Arial" w:cs="Arial"/>
-          <w:lang w:val="en-GB"/>
-        </w:rPr>
-        <w:t>. Available at: https://www.planday.com (Accessed: 10 December 2025).</w:t>
-      </w:r>
-    </w:p>
-    <w:p>
-      <w:pPr>
-        <w:rPr>
-          <w:rFonts w:ascii="Arial" w:hAnsi="Arial" w:cs="Arial"/>
-          <w:lang w:val="en-GB"/>
-        </w:rPr>
-      </w:pPr>
-      <w:r>
-        <w:rPr>
-          <w:rFonts w:ascii="Arial" w:hAnsi="Arial" w:cs="Arial"/>
-          <w:lang w:val="en-GB"/>
-        </w:rPr>
-        <w:t xml:space="preserve">React Documentation (2025) </w:t>
-      </w:r>
-      <w:r>
-        <w:rPr>
-          <w:rFonts w:ascii="Arial" w:hAnsi="Arial" w:cs="Arial"/>
-          <w:i/>
-          <w:iCs/>
-          <w:lang w:val="en-GB"/>
-        </w:rPr>
-        <w:t>React: A JavaScript library for building user interfaces</w:t>
-      </w:r>
-      <w:r>
-        <w:rPr>
-          <w:rFonts w:ascii="Arial" w:hAnsi="Arial" w:cs="Arial"/>
-          <w:lang w:val="en-GB"/>
-        </w:rPr>
-        <w:t>. Available at: https://react.dev (Accessed: 10 December 2025).</w:t>
-      </w:r>
-    </w:p>
-    <w:p>
-      <w:pPr>
-        <w:rPr>
-          <w:rFonts w:ascii="Arial" w:hAnsi="Arial" w:cs="Arial"/>
-          <w:lang w:val="en-GB"/>
-        </w:rPr>
-      </w:pPr>
-      <w:r>
-        <w:rPr>
-          <w:rFonts w:ascii="Arial" w:hAnsi="Arial" w:cs="Arial"/>
-          <w:lang w:val="en-GB"/>
-        </w:rPr>
-        <w:t xml:space="preserve">Richardson, </w:t>
-      </w:r>
-      <w:proofErr w:type="gramStart"/>
-      <w:r>
-        <w:rPr>
-          <w:rFonts w:ascii="Arial" w:hAnsi="Arial" w:cs="Arial"/>
-          <w:lang w:val="en-GB"/>
-        </w:rPr>
-        <w:t>L.</w:t>
-      </w:r>
-      <w:proofErr w:type="gramEnd"/>
-      <w:r>
-        <w:rPr>
-          <w:rFonts w:ascii="Arial" w:hAnsi="Arial" w:cs="Arial"/>
-          <w:lang w:val="en-GB"/>
-        </w:rPr>
-        <w:t xml:space="preserve"> and Ruby, S. (2007) </w:t>
+        <w:t xml:space="preserve">Richardson, L. and Ruby, S. (2007) </w:t>
       </w:r>
       <w:r>
         <w:rPr>
@@ -24689,13 +23911,8 @@
       <w:fldChar w:fldCharType="separate"/>
     </w:r>
     <w:r>
-      <w:t>i</w:t>
+      <w:t>ii</w:t>
     </w:r>
-    <w:proofErr w:type="spellStart"/>
-    <w:r>
-      <w:t>i</w:t>
-    </w:r>
-    <w:proofErr w:type="spellEnd"/>
     <w:r>
       <w:fldChar w:fldCharType="end"/>
     </w:r>
@@ -33913,9 +33130,12 @@
   </w:compat>
   <w:rsids>
     <w:rsidRoot w:val="00761DED"/>
+    <w:rsid w:val="002D2637"/>
     <w:rsid w:val="00761DED"/>
     <w:rsid w:val="008F4858"/>
+    <w:rsid w:val="00912AE0"/>
     <w:rsid w:val="009532F0"/>
+    <w:rsid w:val="00E010DB"/>
   </w:rsids>
   <m:mathPr>
     <m:mathFont m:val="Cambria Math"/>
@@ -34710,7 +33930,7 @@
 
 <file path=word/webextensions/taskpanes.xml><?xml version="1.0" encoding="utf-8"?>
 <wetp:taskpanes xmlns:wetp="http://schemas.microsoft.com/office/webextensions/taskpanes/2010/11">
-  <wetp:taskpane dockstate="right" visibility="0" width="350" row="2">
+  <wetp:taskpane dockstate="right" visibility="0" width="350" row="1">
     <wetp:webextensionref xmlns:r="http://schemas.openxmlformats.org/officeDocument/2006/relationships" r:id="rId1"/>
   </wetp:taskpane>
   <wetp:taskpane dockstate="right" visibility="0" width="350" row="5">
@@ -34755,18 +33975,6 @@
 </file>
 
 <file path=customXml/item2.xml><?xml version="1.0" encoding="utf-8"?>
-<p:properties xmlns:p="http://schemas.microsoft.com/office/2006/metadata/properties" xmlns:xsi="http://www.w3.org/2001/XMLSchema-instance" xmlns:pc="http://schemas.microsoft.com/office/infopath/2007/PartnerControls">
-  <documentManagement>
-    <_activity xmlns="f4dcd64b-812a-41aa-8ee8-975f5f1304d4" xsi:nil="true"/>
-  </documentManagement>
-</p:properties>
-</file>
-
-<file path=customXml/item3.xml><?xml version="1.0" encoding="utf-8"?>
-<b:Sources xmlns:b="http://schemas.openxmlformats.org/officeDocument/2006/bibliography" xmlns="http://schemas.openxmlformats.org/officeDocument/2006/bibliography" SelectedStyle="\APASixthEditionOfficeOnline.xsl" StyleName="APA" Version="6"/>
-</file>
-
-<file path=customXml/item4.xml><?xml version="1.0" encoding="utf-8"?>
 <ct:contentTypeSchema xmlns:ct="http://schemas.microsoft.com/office/2006/metadata/contentType" xmlns:ma="http://schemas.microsoft.com/office/2006/metadata/properties/metaAttributes" ct:_="" ma:_="" ma:contentTypeName="Document" ma:contentTypeID="0x0101006EDC40BDC3F73142A5A8F1C0828A12A8" ma:contentTypeVersion="14" ma:contentTypeDescription="Create a new document." ma:contentTypeScope="" ma:versionID="fb8491a5303c39514329e7f5c88062ac">
   <xsd:schema xmlns:xsd="http://www.w3.org/2001/XMLSchema" xmlns:xs="http://www.w3.org/2001/XMLSchema" xmlns:p="http://schemas.microsoft.com/office/2006/metadata/properties" xmlns:ns3="f4dcd64b-812a-41aa-8ee8-975f5f1304d4" xmlns:ns4="89b8ce3a-d08e-4d47-80a1-0f4aa5750715" targetNamespace="http://schemas.microsoft.com/office/2006/metadata/properties" ma:root="true" ma:fieldsID="f6cc46358ed8d28bd883cd0deaa47da8" ns3:_="" ns4:_="">
     <xsd:import namespace="f4dcd64b-812a-41aa-8ee8-975f5f1304d4"/>
@@ -34993,6 +34201,18 @@
 </ct:contentTypeSchema>
 </file>
 
+<file path=customXml/item3.xml><?xml version="1.0" encoding="utf-8"?>
+<b:Sources xmlns:b="http://schemas.openxmlformats.org/officeDocument/2006/bibliography" xmlns="http://schemas.openxmlformats.org/officeDocument/2006/bibliography" SelectedStyle="\APASixthEditionOfficeOnline.xsl" StyleName="APA" Version="6"/>
+</file>
+
+<file path=customXml/item4.xml><?xml version="1.0" encoding="utf-8"?>
+<p:properties xmlns:p="http://schemas.microsoft.com/office/2006/metadata/properties" xmlns:xsi="http://www.w3.org/2001/XMLSchema-instance" xmlns:pc="http://schemas.microsoft.com/office/infopath/2007/PartnerControls">
+  <documentManagement>
+    <_activity xmlns="f4dcd64b-812a-41aa-8ee8-975f5f1304d4" xsi:nil="true"/>
+  </documentManagement>
+</p:properties>
+</file>
+
 <file path=customXml/itemProps1.xml><?xml version="1.0" encoding="utf-8"?>
 <ds:datastoreItem xmlns:ds="http://schemas.openxmlformats.org/officeDocument/2006/customXml" ds:itemID="{F6498640-7164-4AD3-84E1-3F9005622C1E}">
   <ds:schemaRefs>
@@ -35002,24 +34222,6 @@
 </file>
 
 <file path=customXml/itemProps2.xml><?xml version="1.0" encoding="utf-8"?>
-<ds:datastoreItem xmlns:ds="http://schemas.openxmlformats.org/officeDocument/2006/customXml" ds:itemID="{ECD94224-C087-4B2E-8CAA-3EA0ED140992}">
-  <ds:schemaRefs>
-    <ds:schemaRef ds:uri="http://schemas.microsoft.com/office/2006/metadata/properties"/>
-    <ds:schemaRef ds:uri="http://schemas.microsoft.com/office/infopath/2007/PartnerControls"/>
-    <ds:schemaRef ds:uri="f4dcd64b-812a-41aa-8ee8-975f5f1304d4"/>
-  </ds:schemaRefs>
-</ds:datastoreItem>
-</file>
-
-<file path=customXml/itemProps3.xml><?xml version="1.0" encoding="utf-8"?>
-<ds:datastoreItem xmlns:ds="http://schemas.openxmlformats.org/officeDocument/2006/customXml" ds:itemID="{79603426-8814-4999-9C81-0ECA2EFD6E17}">
-  <ds:schemaRefs>
-    <ds:schemaRef ds:uri="http://schemas.openxmlformats.org/officeDocument/2006/bibliography"/>
-  </ds:schemaRefs>
-</ds:datastoreItem>
-</file>
-
-<file path=customXml/itemProps4.xml><?xml version="1.0" encoding="utf-8"?>
 <ds:datastoreItem xmlns:ds="http://schemas.openxmlformats.org/officeDocument/2006/customXml" ds:itemID="{CF738B4B-BD43-48FF-85BF-D06C37E4E70B}">
   <ds:schemaRefs>
     <ds:schemaRef ds:uri="http://schemas.microsoft.com/office/2006/metadata/contentType"/>
@@ -35038,6 +34240,24 @@
 </ds:datastoreItem>
 </file>
 
+<file path=customXml/itemProps3.xml><?xml version="1.0" encoding="utf-8"?>
+<ds:datastoreItem xmlns:ds="http://schemas.openxmlformats.org/officeDocument/2006/customXml" ds:itemID="{79603426-8814-4999-9C81-0ECA2EFD6E17}">
+  <ds:schemaRefs>
+    <ds:schemaRef ds:uri="http://schemas.openxmlformats.org/officeDocument/2006/bibliography"/>
+  </ds:schemaRefs>
+</ds:datastoreItem>
+</file>
+
+<file path=customXml/itemProps4.xml><?xml version="1.0" encoding="utf-8"?>
+<ds:datastoreItem xmlns:ds="http://schemas.openxmlformats.org/officeDocument/2006/customXml" ds:itemID="{ECD94224-C087-4B2E-8CAA-3EA0ED140992}">
+  <ds:schemaRefs>
+    <ds:schemaRef ds:uri="http://schemas.microsoft.com/office/2006/metadata/properties"/>
+    <ds:schemaRef ds:uri="http://schemas.microsoft.com/office/infopath/2007/PartnerControls"/>
+    <ds:schemaRef ds:uri="f4dcd64b-812a-41aa-8ee8-975f5f1304d4"/>
+  </ds:schemaRefs>
+</ds:datastoreItem>
+</file>
+
 <file path=docMetadata/LabelInfo.xml><?xml version="1.0" encoding="utf-8"?>
 <clbl:labelList xmlns:clbl="http://schemas.microsoft.com/office/2020/mipLabelMetadata">
   <clbl:label id="{47855545-00bb-4800-a65f-e79104ec0fc4}" enabled="0" method="" siteId="{47855545-00bb-4800-a65f-e79104ec0fc4}" removed="1"/>
